--- a/doc/詞/宋朝/蔣捷/蔣捷-虞美人·梳樓.docx
+++ b/doc/詞/宋朝/蔣捷/蔣捷-虞美人·梳樓.docx
@@ -77,7 +77,7 @@
     </w:p>
     <w:p>
       <w:pPr>
-        <w:spacing w:after="0" w:line="400" w:lineRule="exact"/>
+        <w:spacing w:after="0" w:line="440" w:lineRule="exact"/>
         <w:ind w:left="0" w:right="0" w:firstLine="0"/>
         <w:rPr>
           <w:color w:val="0F0F0F"/>
@@ -92,9 +92,19 @@
           <w:sz w:val="32"/>
           <w:szCs w:val="32"/>
         </w:rPr>
-        <w:t>絲絲楊柳絲</w:t>
-      </w:r>
-      <w:proofErr w:type="gramStart"/>
+        <w:t>絲絲楊柳絲絲雨。春在溟濛處。</w:t>
+      </w:r>
+    </w:p>
+    <w:p>
+      <w:pPr>
+        <w:spacing w:after="0" w:line="440" w:lineRule="exact"/>
+        <w:ind w:left="0" w:right="0" w:firstLine="0"/>
+        <w:rPr>
+          <w:color w:val="0F0F0F"/>
+          <w:sz w:val="32"/>
+          <w:szCs w:val="32"/>
+        </w:rPr>
+      </w:pPr>
       <w:r>
         <w:rPr>
           <w:rFonts w:hint="eastAsia"/>
@@ -102,9 +112,19 @@
           <w:sz w:val="32"/>
           <w:szCs w:val="32"/>
         </w:rPr>
-        <w:t>絲</w:t>
-      </w:r>
-      <w:proofErr w:type="gramEnd"/>
+        <w:t>樓兒忒小不藏愁。幾度和雲飛去、覓歸舟。</w:t>
+      </w:r>
+    </w:p>
+    <w:p>
+      <w:pPr>
+        <w:spacing w:after="0" w:line="440" w:lineRule="exact"/>
+        <w:ind w:left="0" w:right="0" w:firstLine="0"/>
+        <w:rPr>
+          <w:color w:val="0F0F0F"/>
+          <w:sz w:val="32"/>
+          <w:szCs w:val="32"/>
+        </w:rPr>
+      </w:pPr>
       <w:r>
         <w:rPr>
           <w:rFonts w:hint="eastAsia"/>
@@ -112,9 +132,19 @@
           <w:sz w:val="32"/>
           <w:szCs w:val="32"/>
         </w:rPr>
-        <w:t>雨。春在</w:t>
-      </w:r>
-      <w:proofErr w:type="gramStart"/>
+        <w:t>天憐客子鄉關遠。借與花消遣。</w:t>
+      </w:r>
+    </w:p>
+    <w:p>
+      <w:pPr>
+        <w:spacing w:after="0" w:line="440" w:lineRule="exact"/>
+        <w:ind w:left="0" w:right="0" w:firstLine="0"/>
+        <w:rPr>
+          <w:color w:val="0F0F0F"/>
+          <w:sz w:val="32"/>
+          <w:szCs w:val="32"/>
+        </w:rPr>
+      </w:pPr>
       <w:r>
         <w:rPr>
           <w:rFonts w:hint="eastAsia"/>
@@ -122,9 +152,8 @@
           <w:sz w:val="32"/>
           <w:szCs w:val="32"/>
         </w:rPr>
-        <w:t>溟濛</w:t>
-      </w:r>
-      <w:proofErr w:type="gramEnd"/>
+        <w:t>海棠紅近綠</w:t>
+      </w:r>
       <w:r>
         <w:rPr>
           <w:rFonts w:hint="eastAsia"/>
@@ -132,20 +161,8 @@
           <w:sz w:val="32"/>
           <w:szCs w:val="32"/>
         </w:rPr>
-        <w:t>處。</w:t>
-      </w:r>
-    </w:p>
-    <w:p>
-      <w:pPr>
-        <w:spacing w:after="0" w:line="400" w:lineRule="exact"/>
-        <w:ind w:left="0" w:right="0" w:firstLine="0"/>
-        <w:rPr>
-          <w:color w:val="0F0F0F"/>
-          <w:sz w:val="32"/>
-          <w:szCs w:val="32"/>
-        </w:rPr>
-      </w:pPr>
-      <w:proofErr w:type="gramStart"/>
+        <w:t>闌干</w:t>
+      </w:r>
       <w:r>
         <w:rPr>
           <w:rFonts w:hint="eastAsia"/>
@@ -153,100 +170,12 @@
           <w:sz w:val="32"/>
           <w:szCs w:val="32"/>
         </w:rPr>
-        <w:t>樓兒忒小不藏愁</w:t>
-      </w:r>
-      <w:proofErr w:type="gramEnd"/>
-      <w:r>
-        <w:rPr>
-          <w:rFonts w:hint="eastAsia"/>
-          <w:color w:val="0F0F0F"/>
-          <w:sz w:val="32"/>
-          <w:szCs w:val="32"/>
-        </w:rPr>
-        <w:t>。幾度和雲飛去、覓歸舟。</w:t>
+        <w:t>。才卷朱簾卻又、晚風寒。</w:t>
       </w:r>
     </w:p>
     <w:p>
       <w:pPr>
-        <w:spacing w:after="0" w:line="400" w:lineRule="exact"/>
-        <w:ind w:left="0" w:right="0" w:firstLine="0"/>
-        <w:rPr>
-          <w:color w:val="0F0F0F"/>
-          <w:sz w:val="32"/>
-          <w:szCs w:val="32"/>
-        </w:rPr>
-      </w:pPr>
-      <w:r>
-        <w:rPr>
-          <w:rFonts w:hint="eastAsia"/>
-          <w:color w:val="0F0F0F"/>
-          <w:sz w:val="32"/>
-          <w:szCs w:val="32"/>
-        </w:rPr>
-        <w:t>天憐客子鄉關遠。借與花消遣。</w:t>
-      </w:r>
-    </w:p>
-    <w:p>
-      <w:pPr>
-        <w:spacing w:after="0" w:line="400" w:lineRule="exact"/>
-        <w:ind w:left="0" w:right="0" w:firstLine="0"/>
-        <w:rPr>
-          <w:color w:val="0F0F0F"/>
-          <w:sz w:val="32"/>
-          <w:szCs w:val="32"/>
-        </w:rPr>
-      </w:pPr>
-      <w:r>
-        <w:rPr>
-          <w:rFonts w:hint="eastAsia"/>
-          <w:color w:val="0F0F0F"/>
-          <w:sz w:val="32"/>
-          <w:szCs w:val="32"/>
-        </w:rPr>
-        <w:t>海棠紅近綠</w:t>
-      </w:r>
-      <w:r>
-        <w:rPr>
-          <w:rFonts w:hint="eastAsia"/>
-          <w:color w:val="0F0F0F"/>
-          <w:sz w:val="32"/>
-          <w:szCs w:val="32"/>
-        </w:rPr>
-        <w:t>闌干</w:t>
-      </w:r>
-      <w:r>
-        <w:rPr>
-          <w:rFonts w:hint="eastAsia"/>
-          <w:color w:val="0F0F0F"/>
-          <w:sz w:val="32"/>
-          <w:szCs w:val="32"/>
-        </w:rPr>
-        <w:t>。</w:t>
-      </w:r>
-      <w:proofErr w:type="gramStart"/>
-      <w:r>
-        <w:rPr>
-          <w:rFonts w:hint="eastAsia"/>
-          <w:color w:val="0F0F0F"/>
-          <w:sz w:val="32"/>
-          <w:szCs w:val="32"/>
-        </w:rPr>
-        <w:t>才卷朱簾卻</w:t>
-      </w:r>
-      <w:proofErr w:type="gramEnd"/>
-      <w:r>
-        <w:rPr>
-          <w:rFonts w:hint="eastAsia"/>
-          <w:color w:val="0F0F0F"/>
-          <w:sz w:val="32"/>
-          <w:szCs w:val="32"/>
-        </w:rPr>
-        <w:t>又、晚風寒。</w:t>
-      </w:r>
-    </w:p>
-    <w:p>
-      <w:pPr>
-        <w:spacing w:beforeLines="50" w:before="120" w:after="0" w:line="400" w:lineRule="exact"/>
+        <w:spacing w:beforeLines="50" w:before="120" w:after="0" w:line="440" w:lineRule="exact"/>
         <w:ind w:left="0" w:right="0" w:firstLine="0"/>
       </w:pPr>
       <w:r>
@@ -260,8 +189,9 @@
     </w:p>
     <w:p>
       <w:pPr>
-        <w:spacing w:after="0" w:line="380" w:lineRule="exact"/>
+        <w:spacing w:after="0" w:line="440" w:lineRule="exact"/>
         <w:ind w:left="0" w:right="0" w:firstLine="0"/>
+        <w:jc w:val="both"/>
         <w:rPr>
           <w:szCs w:val="28"/>
         </w:rPr>
@@ -271,20 +201,14 @@
           <w:rFonts w:hint="eastAsia"/>
           <w:szCs w:val="28"/>
         </w:rPr>
-        <w:t xml:space="preserve">　　</w:t>
-      </w:r>
-      <w:r>
-        <w:rPr>
-          <w:rFonts w:hint="eastAsia"/>
-          <w:szCs w:val="28"/>
-        </w:rPr>
-        <w:t>細細的楊柳枝在風中搖曳，綿綿細雨輕輕飄落，春天彷彿隱藏在這朦朧的景色之中。</w:t>
+        <w:t>柳絲細細，細雨也綿綿，濃濃的春意正隱藏在迷濛的煙雨之中。</w:t>
       </w:r>
     </w:p>
     <w:p>
       <w:pPr>
-        <w:spacing w:after="0" w:line="380" w:lineRule="exact"/>
+        <w:spacing w:after="0" w:line="440" w:lineRule="exact"/>
         <w:ind w:left="0" w:right="0" w:firstLine="0"/>
+        <w:jc w:val="both"/>
         <w:rPr>
           <w:szCs w:val="28"/>
         </w:rPr>
@@ -294,38 +218,14 @@
           <w:rFonts w:hint="eastAsia"/>
           <w:szCs w:val="28"/>
         </w:rPr>
-        <w:t xml:space="preserve">　　</w:t>
-      </w:r>
-      <w:r>
-        <w:rPr>
-          <w:rFonts w:hint="eastAsia"/>
-          <w:szCs w:val="28"/>
-        </w:rPr>
-        <w:t>小小的樓閣無法容納我滿腹的愁緒，我曾多次隨著</w:t>
-      </w:r>
-      <w:bookmarkStart w:id="0" w:name="_Hlk189245145"/>
-      <w:r>
-        <w:rPr>
-          <w:rFonts w:hint="eastAsia"/>
-          <w:b/>
-          <w:bCs/>
-          <w:szCs w:val="28"/>
-        </w:rPr>
-        <w:t>飄渺</w:t>
-      </w:r>
-      <w:bookmarkEnd w:id="0"/>
-      <w:r>
-        <w:rPr>
-          <w:rFonts w:hint="eastAsia"/>
-          <w:szCs w:val="28"/>
-        </w:rPr>
-        <w:t>的雲兒幻想遠行，希望能找到一艘載我回家的船，但這終究只是徒勞的想望。</w:t>
+        <w:t>樓閣實在太小了，根本裝不下滿腹的愁緒；好幾次真想隨著流雲一起飛走，去尋找能夠載我回鄉的船隻。</w:t>
       </w:r>
     </w:p>
     <w:p>
       <w:pPr>
-        <w:spacing w:after="0" w:line="380" w:lineRule="exact"/>
+        <w:spacing w:beforeLines="50" w:before="120" w:after="0" w:line="440" w:lineRule="exact"/>
         <w:ind w:left="0" w:right="0" w:firstLine="0"/>
+        <w:jc w:val="both"/>
         <w:rPr>
           <w:szCs w:val="28"/>
         </w:rPr>
@@ -335,20 +235,14 @@
           <w:rFonts w:hint="eastAsia"/>
           <w:szCs w:val="28"/>
         </w:rPr>
-        <w:t xml:space="preserve">　　</w:t>
-      </w:r>
-      <w:r>
-        <w:rPr>
-          <w:rFonts w:hint="eastAsia"/>
-          <w:szCs w:val="28"/>
-        </w:rPr>
-        <w:t>上天憐憫我這個離鄉背井的遊子，讓我能夠借著賞花來排解思鄉的憂愁。</w:t>
+        <w:t>上天憐憫我這個身處異鄉的遊客，離家鄉實在太遠，所以借繁花來讓我消磨這段孤獨的時光。</w:t>
       </w:r>
     </w:p>
     <w:p>
       <w:pPr>
-        <w:spacing w:after="0" w:line="380" w:lineRule="exact"/>
+        <w:spacing w:after="0" w:line="440" w:lineRule="exact"/>
         <w:ind w:left="0" w:right="0" w:firstLine="0"/>
+        <w:jc w:val="both"/>
         <w:rPr>
           <w:szCs w:val="28"/>
         </w:rPr>
@@ -358,53 +252,12 @@
           <w:rFonts w:hint="eastAsia"/>
           <w:szCs w:val="28"/>
         </w:rPr>
-        <w:t xml:space="preserve">　　</w:t>
-      </w:r>
-      <w:r>
-        <w:rPr>
-          <w:rFonts w:hint="eastAsia"/>
-          <w:szCs w:val="28"/>
-        </w:rPr>
-        <w:t>院中的海棠花開得鮮紅，</w:t>
-      </w:r>
-      <w:bookmarkStart w:id="1" w:name="_Hlk189245422"/>
-      <w:r>
-        <w:rPr>
-          <w:rFonts w:hint="eastAsia"/>
-          <w:b/>
-          <w:bCs/>
-          <w:szCs w:val="28"/>
-        </w:rPr>
-        <w:t>依偎</w:t>
-      </w:r>
-      <w:bookmarkEnd w:id="1"/>
-      <w:r>
-        <w:rPr>
-          <w:rFonts w:hint="eastAsia"/>
-          <w:szCs w:val="28"/>
-        </w:rPr>
-        <w:t>在翠綠的欄杆旁。我剛剛捲起紅色的窗簾，</w:t>
-      </w:r>
-      <w:proofErr w:type="gramStart"/>
-      <w:r>
-        <w:rPr>
-          <w:rFonts w:hint="eastAsia"/>
-          <w:szCs w:val="28"/>
-        </w:rPr>
-        <w:t>卻又迎來</w:t>
-      </w:r>
-      <w:proofErr w:type="gramEnd"/>
-      <w:r>
-        <w:rPr>
-          <w:rFonts w:hint="eastAsia"/>
-          <w:szCs w:val="28"/>
-        </w:rPr>
-        <w:t>陣陣寒冷的晚風，讓人更加感到孤寂與無助。</w:t>
+        <w:t>海棠花紅，依偎著綠色的欄杆；剛捲起朱紅的窗簾，卻又迎面吹來寒冷的晚風。</w:t>
       </w:r>
     </w:p>
     <w:p>
       <w:pPr>
-        <w:spacing w:beforeLines="50" w:before="120" w:after="0" w:line="400" w:lineRule="exact"/>
+        <w:spacing w:beforeLines="50" w:before="120" w:after="0" w:line="440" w:lineRule="exact"/>
         <w:ind w:left="0" w:right="0" w:firstLine="0"/>
         <w:rPr>
           <w:sz w:val="32"/>
@@ -426,10 +279,10 @@
         <w:pStyle w:val="a9"/>
         <w:numPr>
           <w:ilvl w:val="0"/>
-          <w:numId w:val="41"/>
+          <w:numId w:val="46"/>
         </w:numPr>
-        <w:spacing w:after="0" w:line="400" w:lineRule="exact"/>
-        <w:ind w:leftChars="0" w:left="340" w:right="0"/>
+        <w:spacing w:after="0" w:line="420" w:lineRule="exact"/>
+        <w:ind w:leftChars="0" w:left="284" w:right="0" w:hanging="301"/>
         <w:rPr>
           <w:color w:val="0F0F0F"/>
           <w:sz w:val="30"/>
@@ -445,7 +298,6 @@
         </w:rPr>
         <w:t>虞美人：詞牌名，此調原為</w:t>
       </w:r>
-      <w:proofErr w:type="gramStart"/>
       <w:r>
         <w:rPr>
           <w:rFonts w:hint="eastAsia"/>
@@ -465,7 +317,6 @@
         </w:rPr>
         <w:t>教坊曲，初詠</w:t>
       </w:r>
-      <w:proofErr w:type="gramEnd"/>
       <w:r>
         <w:rPr>
           <w:rFonts w:hint="eastAsia"/>
@@ -504,7 +355,22 @@
         </w:rPr>
         <w:t>，因以為名。</w:t>
       </w:r>
-      <w:proofErr w:type="gramStart"/>
+    </w:p>
+    <w:p>
+      <w:pPr>
+        <w:pStyle w:val="a9"/>
+        <w:numPr>
+          <w:ilvl w:val="0"/>
+          <w:numId w:val="46"/>
+        </w:numPr>
+        <w:spacing w:after="0" w:line="420" w:lineRule="exact"/>
+        <w:ind w:leftChars="0" w:left="284" w:right="0" w:hanging="301"/>
+        <w:rPr>
+          <w:color w:val="0F0F0F"/>
+          <w:sz w:val="30"/>
+          <w:szCs w:val="30"/>
+        </w:rPr>
+      </w:pPr>
       <w:r>
         <w:rPr>
           <w:rFonts w:hint="eastAsia"/>
@@ -512,276 +378,130 @@
           <w:sz w:val="30"/>
           <w:szCs w:val="30"/>
         </w:rPr>
-        <w:t>古代詞</w:t>
-      </w:r>
-      <w:proofErr w:type="gramEnd"/>
-      <w:r>
+        <w:t>梳樓：</w:t>
+      </w:r>
+      <w:r>
+        <w:rPr>
+          <w:color w:val="0F0F0F"/>
+          <w:sz w:val="30"/>
+          <w:szCs w:val="30"/>
+        </w:rPr>
+        <w:t>指梳妝登樓，或指婦女梳妝的樓閣。</w:t>
+      </w:r>
+    </w:p>
+    <w:p>
+      <w:pPr>
+        <w:pStyle w:val="a9"/>
+        <w:numPr>
+          <w:ilvl w:val="0"/>
+          <w:numId w:val="46"/>
+        </w:numPr>
+        <w:spacing w:after="0" w:line="420" w:lineRule="exact"/>
+        <w:ind w:leftChars="0" w:left="284" w:right="0" w:hanging="301"/>
+        <w:rPr>
+          <w:color w:val="0F0F0F"/>
+          <w:sz w:val="30"/>
+          <w:szCs w:val="30"/>
+        </w:rPr>
+      </w:pPr>
+      <w:r>
+        <w:rPr>
+          <w:color w:val="0F0F0F"/>
+          <w:sz w:val="30"/>
+          <w:szCs w:val="30"/>
+        </w:rPr>
+        <w:t>絲絲：</w:t>
+      </w:r>
+      <w:r>
+        <w:rPr>
+          <w:color w:val="0F0F0F"/>
+          <w:sz w:val="30"/>
+          <w:szCs w:val="30"/>
+        </w:rPr>
+        <w:t>形容細長而綿延不斷的樣子。此處用以描摹細雨與柳條交織的輕柔狀態。</w:t>
+      </w:r>
+      <w:r>
+        <w:rPr>
+          <w:color w:val="0F0F0F"/>
+          <w:sz w:val="30"/>
+          <w:szCs w:val="30"/>
+        </w:rPr>
+        <w:t>喻指絲絲愁緒。</w:t>
+      </w:r>
+    </w:p>
+    <w:p>
+      <w:pPr>
+        <w:pStyle w:val="a9"/>
+        <w:numPr>
+          <w:ilvl w:val="0"/>
+          <w:numId w:val="46"/>
+        </w:numPr>
+        <w:spacing w:after="0" w:line="420" w:lineRule="exact"/>
+        <w:ind w:leftChars="0" w:left="284" w:right="0" w:hanging="301"/>
+        <w:rPr>
+          <w:color w:val="0F0F0F"/>
+          <w:sz w:val="30"/>
+          <w:szCs w:val="30"/>
+        </w:rPr>
+      </w:pPr>
+      <w:r>
+        <w:rPr>
+          <w:color w:val="0F0F0F"/>
+          <w:sz w:val="30"/>
+          <w:szCs w:val="30"/>
+        </w:rPr>
+        <w:t>溟濛（</w:t>
+      </w:r>
+      <w:r>
+        <w:rPr>
+          <w:rFonts w:hint="eastAsia"/>
+          <w:color w:val="FF0000"/>
+          <w:sz w:val="16"/>
+          <w:szCs w:val="16"/>
+        </w:rPr>
+        <w:t>ㄇㄧㄥˊ　ㄇㄥˊ</w:t>
+      </w:r>
+      <w:r>
+        <w:rPr>
+          <w:color w:val="0F0F0F"/>
+          <w:sz w:val="30"/>
+          <w:szCs w:val="30"/>
+        </w:rPr>
+        <w:t>）：</w:t>
+      </w:r>
+      <w:r>
+        <w:rPr>
+          <w:color w:val="0F0F0F"/>
+          <w:sz w:val="30"/>
+          <w:szCs w:val="30"/>
+        </w:rPr>
+        <w:t>形容煙霧迷離、微雨茫茫而看不清的景象。</w:t>
+      </w:r>
+    </w:p>
+    <w:p>
+      <w:pPr>
+        <w:pStyle w:val="a9"/>
+        <w:numPr>
+          <w:ilvl w:val="0"/>
+          <w:numId w:val="46"/>
+        </w:numPr>
+        <w:spacing w:after="0" w:line="420" w:lineRule="exact"/>
+        <w:ind w:leftChars="0" w:left="284" w:right="0" w:hanging="301"/>
         <w:rPr>
           <w:rFonts w:hint="eastAsia"/>
           <w:color w:val="0F0F0F"/>
           <w:sz w:val="30"/>
           <w:szCs w:val="30"/>
         </w:rPr>
-        <w:t>開始大體</w:t>
-      </w:r>
-      <w:proofErr w:type="gramStart"/>
-      <w:r>
-        <w:rPr>
-          <w:rFonts w:hint="eastAsia"/>
+      </w:pPr>
+      <w:r>
+        <w:rPr>
           <w:color w:val="0F0F0F"/>
           <w:sz w:val="30"/>
           <w:szCs w:val="30"/>
         </w:rPr>
-        <w:t>以所詠事物</w:t>
-      </w:r>
-      <w:proofErr w:type="gramEnd"/>
-      <w:r>
-        <w:rPr>
-          <w:rFonts w:hint="eastAsia"/>
-          <w:color w:val="0F0F0F"/>
-          <w:sz w:val="30"/>
-          <w:szCs w:val="30"/>
-        </w:rPr>
-        <w:t>為題，配樂歌唱逐漸形成固定曲調，後即開始</w:t>
-      </w:r>
-      <w:proofErr w:type="gramStart"/>
-      <w:r>
-        <w:rPr>
-          <w:rFonts w:hint="eastAsia"/>
-          <w:color w:val="0F0F0F"/>
-          <w:sz w:val="30"/>
-          <w:szCs w:val="30"/>
-        </w:rPr>
-        <w:t>名為調名</w:t>
-      </w:r>
-      <w:proofErr w:type="gramEnd"/>
-      <w:r>
-        <w:rPr>
-          <w:rFonts w:hint="eastAsia"/>
-          <w:color w:val="0F0F0F"/>
-          <w:sz w:val="30"/>
-          <w:szCs w:val="30"/>
-        </w:rPr>
-        <w:t>即詞牌。</w:t>
-      </w:r>
-    </w:p>
-    <w:p>
-      <w:pPr>
-        <w:pStyle w:val="a9"/>
-        <w:numPr>
-          <w:ilvl w:val="0"/>
-          <w:numId w:val="41"/>
-        </w:numPr>
-        <w:spacing w:after="0" w:line="400" w:lineRule="exact"/>
-        <w:ind w:leftChars="0" w:left="340" w:right="0"/>
-        <w:rPr>
-          <w:color w:val="0F0F0F"/>
-          <w:sz w:val="30"/>
-          <w:szCs w:val="30"/>
-        </w:rPr>
-      </w:pPr>
-      <w:proofErr w:type="gramStart"/>
-      <w:r>
-        <w:rPr>
-          <w:rFonts w:hint="eastAsia"/>
-          <w:color w:val="0F0F0F"/>
-          <w:sz w:val="30"/>
-          <w:szCs w:val="30"/>
-        </w:rPr>
-        <w:t>梳樓</w:t>
-      </w:r>
-      <w:proofErr w:type="gramEnd"/>
-      <w:r>
-        <w:rPr>
-          <w:rFonts w:hint="eastAsia"/>
-          <w:color w:val="0F0F0F"/>
-          <w:sz w:val="30"/>
-          <w:szCs w:val="30"/>
-        </w:rPr>
-        <w:t>：</w:t>
-      </w:r>
-      <w:r>
-        <w:rPr>
-          <w:rFonts w:hint="eastAsia"/>
-          <w:color w:val="0F0F0F"/>
-          <w:sz w:val="30"/>
-          <w:szCs w:val="30"/>
-        </w:rPr>
-        <w:t>原</w:t>
-      </w:r>
-      <w:r>
-        <w:rPr>
-          <w:rFonts w:hint="eastAsia"/>
-          <w:color w:val="0F0F0F"/>
-          <w:sz w:val="30"/>
-          <w:szCs w:val="30"/>
-        </w:rPr>
-        <w:t>指女子梳妝樓，</w:t>
-      </w:r>
-      <w:proofErr w:type="gramStart"/>
-      <w:r>
-        <w:rPr>
-          <w:rFonts w:hint="eastAsia"/>
-          <w:color w:val="0F0F0F"/>
-          <w:sz w:val="30"/>
-          <w:szCs w:val="30"/>
-        </w:rPr>
-        <w:t>即閨樓</w:t>
-      </w:r>
-      <w:proofErr w:type="gramEnd"/>
-      <w:r>
-        <w:rPr>
-          <w:rFonts w:hint="eastAsia"/>
-          <w:color w:val="0F0F0F"/>
-          <w:sz w:val="30"/>
-          <w:szCs w:val="30"/>
-        </w:rPr>
-        <w:t>。</w:t>
-      </w:r>
-      <w:r>
-        <w:rPr>
-          <w:rFonts w:hint="eastAsia"/>
-          <w:color w:val="0F0F0F"/>
-          <w:sz w:val="30"/>
-          <w:szCs w:val="30"/>
-        </w:rPr>
-        <w:t>「</w:t>
-      </w:r>
-      <w:proofErr w:type="gramStart"/>
-      <w:r>
-        <w:rPr>
-          <w:rFonts w:hint="eastAsia"/>
-          <w:color w:val="0F0F0F"/>
-          <w:sz w:val="30"/>
-          <w:szCs w:val="30"/>
-        </w:rPr>
-        <w:t>梳樓</w:t>
-      </w:r>
-      <w:proofErr w:type="gramEnd"/>
-      <w:r>
-        <w:rPr>
-          <w:rFonts w:hint="eastAsia"/>
-          <w:color w:val="0F0F0F"/>
-          <w:sz w:val="30"/>
-          <w:szCs w:val="30"/>
-        </w:rPr>
-        <w:t>」可以理解為詞人寄居的閣樓，或象徵他內心</w:t>
-      </w:r>
-      <w:proofErr w:type="gramStart"/>
-      <w:r>
-        <w:rPr>
-          <w:rFonts w:hint="eastAsia"/>
-          <w:color w:val="0F0F0F"/>
-          <w:sz w:val="30"/>
-          <w:szCs w:val="30"/>
-        </w:rPr>
-        <w:t>愁緒滿溢</w:t>
-      </w:r>
-      <w:proofErr w:type="gramEnd"/>
-      <w:r>
-        <w:rPr>
-          <w:rFonts w:hint="eastAsia"/>
-          <w:color w:val="0F0F0F"/>
-          <w:sz w:val="30"/>
-          <w:szCs w:val="30"/>
-        </w:rPr>
-        <w:t>、難以承受的空間，也有一種幽居孤寂的感覺。</w:t>
-      </w:r>
-    </w:p>
-    <w:p>
-      <w:pPr>
-        <w:pStyle w:val="a9"/>
-        <w:numPr>
-          <w:ilvl w:val="0"/>
-          <w:numId w:val="41"/>
-        </w:numPr>
-        <w:spacing w:after="0" w:line="400" w:lineRule="exact"/>
-        <w:ind w:leftChars="0" w:left="340" w:right="0"/>
-        <w:rPr>
-          <w:color w:val="0F0F0F"/>
-          <w:sz w:val="30"/>
-          <w:szCs w:val="30"/>
-        </w:rPr>
-      </w:pPr>
-      <w:r>
-        <w:rPr>
-          <w:color w:val="0F0F0F"/>
-          <w:sz w:val="30"/>
-          <w:szCs w:val="30"/>
-        </w:rPr>
-        <w:t>絲絲：柳枝</w:t>
-      </w:r>
-      <w:proofErr w:type="gramStart"/>
-      <w:r>
-        <w:rPr>
-          <w:color w:val="0F0F0F"/>
-          <w:sz w:val="30"/>
-          <w:szCs w:val="30"/>
-        </w:rPr>
-        <w:t>的柔姿</w:t>
-      </w:r>
-      <w:proofErr w:type="gramEnd"/>
-      <w:r>
-        <w:rPr>
-          <w:color w:val="0F0F0F"/>
-          <w:sz w:val="30"/>
-          <w:szCs w:val="30"/>
-        </w:rPr>
-        <w:t>，描畫了春雨連綿不斷的形象。</w:t>
-      </w:r>
-      <w:proofErr w:type="gramStart"/>
-      <w:r>
-        <w:rPr>
-          <w:color w:val="0F0F0F"/>
-          <w:sz w:val="30"/>
-          <w:szCs w:val="30"/>
-        </w:rPr>
-        <w:t>喻指絲絲</w:t>
-      </w:r>
-      <w:proofErr w:type="gramEnd"/>
-      <w:r>
-        <w:rPr>
-          <w:color w:val="0F0F0F"/>
-          <w:sz w:val="30"/>
-          <w:szCs w:val="30"/>
-        </w:rPr>
-        <w:t>愁緒。</w:t>
-      </w:r>
-    </w:p>
-    <w:p>
-      <w:pPr>
-        <w:pStyle w:val="a9"/>
-        <w:numPr>
-          <w:ilvl w:val="0"/>
-          <w:numId w:val="41"/>
-        </w:numPr>
-        <w:spacing w:after="0" w:line="400" w:lineRule="exact"/>
-        <w:ind w:leftChars="0" w:left="340" w:right="0"/>
-        <w:rPr>
-          <w:color w:val="0F0F0F"/>
-          <w:sz w:val="30"/>
-          <w:szCs w:val="30"/>
-        </w:rPr>
-      </w:pPr>
-      <w:proofErr w:type="gramStart"/>
-      <w:r>
-        <w:rPr>
-          <w:color w:val="0F0F0F"/>
-          <w:sz w:val="30"/>
-          <w:szCs w:val="30"/>
-        </w:rPr>
-        <w:t>溟濛</w:t>
-      </w:r>
-      <w:proofErr w:type="gramEnd"/>
-      <w:r>
-        <w:rPr>
-          <w:color w:val="0F0F0F"/>
-          <w:sz w:val="30"/>
-          <w:szCs w:val="30"/>
-        </w:rPr>
-        <w:t>（</w:t>
-      </w:r>
-      <w:proofErr w:type="gramStart"/>
+        <w:t>忒（</w:t>
+      </w:r>
       <w:r>
         <w:rPr>
           <w:rFonts w:hint="eastAsia"/>
@@ -789,29 +509,8 @@
           <w:sz w:val="16"/>
           <w:szCs w:val="16"/>
         </w:rPr>
-        <w:t>ㄇㄧㄥˊ</w:t>
-      </w:r>
-      <w:proofErr w:type="gramEnd"/>
-      <w:r>
-        <w:rPr>
-          <w:rFonts w:hint="eastAsia"/>
-          <w:color w:val="FF0000"/>
-          <w:sz w:val="16"/>
-          <w:szCs w:val="16"/>
-        </w:rPr>
-        <w:t xml:space="preserve">　</w:t>
-      </w:r>
-      <w:proofErr w:type="gramStart"/>
-      <w:r>
-        <w:rPr>
-          <w:rFonts w:hint="eastAsia"/>
-          <w:color w:val="FF0000"/>
-          <w:sz w:val="16"/>
-          <w:szCs w:val="16"/>
-        </w:rPr>
-        <w:t>ㄇㄥˊ</w:t>
-      </w:r>
-      <w:proofErr w:type="gramEnd"/>
+        <w:t>ㄊㄜˋ</w:t>
+      </w:r>
       <w:r>
         <w:rPr>
           <w:color w:val="0F0F0F"/>
@@ -822,29 +521,43 @@
       </w:r>
       <w:r>
         <w:rPr>
-          <w:rFonts w:hint="eastAsia"/>
           <w:color w:val="0F0F0F"/>
           <w:sz w:val="30"/>
           <w:szCs w:val="30"/>
         </w:rPr>
-        <w:t>小雨；</w:t>
-      </w:r>
-      <w:r>
+        <w:t>過於、太。</w:t>
+      </w:r>
+    </w:p>
+    <w:p>
+      <w:pPr>
+        <w:pStyle w:val="a9"/>
+        <w:numPr>
+          <w:ilvl w:val="0"/>
+          <w:numId w:val="46"/>
+        </w:numPr>
+        <w:spacing w:after="0" w:line="420" w:lineRule="exact"/>
+        <w:ind w:leftChars="0" w:left="284" w:right="0" w:hanging="301"/>
         <w:rPr>
           <w:color w:val="0F0F0F"/>
           <w:sz w:val="30"/>
           <w:szCs w:val="30"/>
         </w:rPr>
-        <w:t>指黑暗模糊，泛指春雨瀰漫</w:t>
-      </w:r>
-      <w:r>
-        <w:rPr>
-          <w:rFonts w:hint="eastAsia"/>
+      </w:pPr>
+      <w:r>
+        <w:rPr>
           <w:color w:val="0F0F0F"/>
           <w:sz w:val="30"/>
           <w:szCs w:val="30"/>
         </w:rPr>
-        <w:t>。</w:t>
+        <w:t>客子：</w:t>
+      </w:r>
+      <w:r>
+        <w:rPr>
+          <w:color w:val="0F0F0F"/>
+          <w:sz w:val="30"/>
+          <w:szCs w:val="30"/>
+        </w:rPr>
+        <w:t>遠客、旅客。此處指身處異鄉、飄泊在外的遊子。</w:t>
       </w:r>
     </w:p>
     <w:p>
@@ -852,10 +565,10 @@
         <w:pStyle w:val="a9"/>
         <w:numPr>
           <w:ilvl w:val="0"/>
-          <w:numId w:val="41"/>
+          <w:numId w:val="46"/>
         </w:numPr>
-        <w:spacing w:after="0" w:line="400" w:lineRule="exact"/>
-        <w:ind w:leftChars="0" w:left="340" w:right="0"/>
+        <w:spacing w:after="0" w:line="420" w:lineRule="exact"/>
+        <w:ind w:leftChars="0" w:left="284" w:right="0" w:hanging="301"/>
         <w:rPr>
           <w:color w:val="0F0F0F"/>
           <w:sz w:val="30"/>
@@ -868,55 +581,39 @@
           <w:sz w:val="30"/>
           <w:szCs w:val="30"/>
         </w:rPr>
-        <w:t>忒（</w:t>
-      </w:r>
-      <w:proofErr w:type="gramStart"/>
-      <w:r>
-        <w:rPr>
-          <w:rFonts w:hint="eastAsia"/>
-          <w:color w:val="FF0000"/>
-          <w:sz w:val="16"/>
-          <w:szCs w:val="16"/>
-        </w:rPr>
-        <w:t>ㄊㄜˋ</w:t>
-      </w:r>
-      <w:proofErr w:type="gramEnd"/>
+        <w:t>鄉關：</w:t>
+      </w:r>
       <w:r>
         <w:rPr>
           <w:color w:val="0F0F0F"/>
           <w:sz w:val="30"/>
           <w:szCs w:val="30"/>
         </w:rPr>
-        <w:t>）：太，過甚。藏：隱忍、按捺</w:t>
-      </w:r>
-      <w:r>
-        <w:rPr>
-          <w:rFonts w:hint="eastAsia"/>
+        <w:t>故鄉、家鄉。</w:t>
+      </w:r>
+    </w:p>
+    <w:p>
+      <w:pPr>
+        <w:pStyle w:val="a9"/>
+        <w:numPr>
+          <w:ilvl w:val="0"/>
+          <w:numId w:val="46"/>
+        </w:numPr>
+        <w:spacing w:after="0" w:line="420" w:lineRule="exact"/>
+        <w:ind w:leftChars="0" w:left="284" w:right="0" w:hanging="301"/>
+        <w:rPr>
           <w:color w:val="0F0F0F"/>
           <w:sz w:val="30"/>
           <w:szCs w:val="30"/>
         </w:rPr>
-        <w:t>(</w:t>
-      </w:r>
-      <w:proofErr w:type="gramStart"/>
-      <w:r>
-        <w:rPr>
-          <w:rFonts w:hint="eastAsia"/>
-          <w:color w:val="FF0000"/>
-          <w:sz w:val="16"/>
-          <w:szCs w:val="16"/>
-        </w:rPr>
-        <w:t>ㄋㄚˋ</w:t>
-      </w:r>
-      <w:proofErr w:type="gramEnd"/>
-      <w:r>
-        <w:rPr>
-          <w:rFonts w:hint="eastAsia"/>
+      </w:pPr>
+      <w:r>
+        <w:rPr>
           <w:color w:val="0F0F0F"/>
           <w:sz w:val="30"/>
           <w:szCs w:val="30"/>
         </w:rPr>
-        <w:t>)</w:t>
+        <w:t>消遣：</w:t>
       </w:r>
       <w:r>
         <w:rPr>
@@ -924,14 +621,18 @@
           <w:sz w:val="30"/>
           <w:szCs w:val="30"/>
         </w:rPr>
-        <w:t>已久。</w:t>
+        <w:t>排遣閒情、打發時間。此處指藉由賞花來化解心中的寂寞與憂愁。</w:t>
       </w:r>
     </w:p>
     <w:p>
       <w:pPr>
         <w:pStyle w:val="a9"/>
-        <w:spacing w:after="0" w:line="400" w:lineRule="exact"/>
-        <w:ind w:leftChars="0" w:left="340" w:right="0" w:firstLine="0"/>
+        <w:numPr>
+          <w:ilvl w:val="0"/>
+          <w:numId w:val="46"/>
+        </w:numPr>
+        <w:spacing w:after="0" w:line="420" w:lineRule="exact"/>
+        <w:ind w:leftChars="0" w:left="284" w:right="0" w:hanging="301"/>
         <w:rPr>
           <w:color w:val="0F0F0F"/>
           <w:sz w:val="30"/>
@@ -940,186 +641,24 @@
       </w:pPr>
       <w:r>
         <w:rPr>
-          <w:rFonts w:hint="eastAsia"/>
           <w:color w:val="0F0F0F"/>
           <w:sz w:val="30"/>
           <w:szCs w:val="30"/>
         </w:rPr>
-        <w:t>按捺：抑止、忍耐。【例】她無法按捺心中那股欲望，</w:t>
-      </w:r>
-      <w:r>
-        <w:rPr>
-          <w:rFonts w:hint="eastAsia"/>
+        <w:t>闌干：</w:t>
+      </w:r>
+      <w:r>
+        <w:rPr>
           <w:color w:val="0F0F0F"/>
           <w:sz w:val="30"/>
           <w:szCs w:val="30"/>
         </w:rPr>
-        <w:t>最</w:t>
-      </w:r>
-      <w:r>
-        <w:rPr>
-          <w:rFonts w:hint="eastAsia"/>
-          <w:color w:val="0F0F0F"/>
-          <w:sz w:val="30"/>
-          <w:szCs w:val="30"/>
-        </w:rPr>
-        <w:t>終買下那條項鍊。</w:t>
+        <w:t>欄杆。此處指陽臺或窗前的護欄。</w:t>
       </w:r>
     </w:p>
     <w:p>
       <w:pPr>
-        <w:pStyle w:val="a9"/>
-        <w:numPr>
-          <w:ilvl w:val="0"/>
-          <w:numId w:val="41"/>
-        </w:numPr>
-        <w:spacing w:after="0" w:line="400" w:lineRule="exact"/>
-        <w:ind w:leftChars="0" w:left="340" w:right="0"/>
-        <w:rPr>
-          <w:color w:val="0F0F0F"/>
-          <w:sz w:val="30"/>
-          <w:szCs w:val="30"/>
-        </w:rPr>
-      </w:pPr>
-      <w:proofErr w:type="gramStart"/>
-      <w:r>
-        <w:rPr>
-          <w:color w:val="0F0F0F"/>
-          <w:sz w:val="30"/>
-          <w:szCs w:val="30"/>
-        </w:rPr>
-        <w:t>客子</w:t>
-      </w:r>
-      <w:proofErr w:type="gramEnd"/>
-      <w:r>
-        <w:rPr>
-          <w:color w:val="0F0F0F"/>
-          <w:sz w:val="30"/>
-          <w:szCs w:val="30"/>
-        </w:rPr>
-        <w:t>：</w:t>
-      </w:r>
-      <w:r>
-        <w:rPr>
-          <w:rFonts w:hint="eastAsia"/>
-          <w:color w:val="0F0F0F"/>
-          <w:sz w:val="30"/>
-          <w:szCs w:val="30"/>
-        </w:rPr>
-        <w:t>旅居外地的人</w:t>
-      </w:r>
-      <w:r>
-        <w:rPr>
-          <w:rFonts w:hint="eastAsia"/>
-          <w:color w:val="0F0F0F"/>
-          <w:sz w:val="30"/>
-          <w:szCs w:val="30"/>
-        </w:rPr>
-        <w:t>；傭工。</w:t>
-      </w:r>
-    </w:p>
-    <w:p>
-      <w:pPr>
-        <w:pStyle w:val="a9"/>
-        <w:numPr>
-          <w:ilvl w:val="0"/>
-          <w:numId w:val="41"/>
-        </w:numPr>
-        <w:spacing w:after="0" w:line="400" w:lineRule="exact"/>
-        <w:ind w:leftChars="0" w:left="340" w:right="0"/>
-        <w:rPr>
-          <w:color w:val="0F0F0F"/>
-          <w:sz w:val="30"/>
-          <w:szCs w:val="30"/>
-        </w:rPr>
-      </w:pPr>
-      <w:r>
-        <w:rPr>
-          <w:color w:val="0F0F0F"/>
-          <w:sz w:val="30"/>
-          <w:szCs w:val="30"/>
-        </w:rPr>
-        <w:t>鄉關：家鄉。</w:t>
-      </w:r>
-    </w:p>
-    <w:p>
-      <w:pPr>
-        <w:pStyle w:val="a9"/>
-        <w:numPr>
-          <w:ilvl w:val="0"/>
-          <w:numId w:val="41"/>
-        </w:numPr>
-        <w:spacing w:after="0" w:line="400" w:lineRule="exact"/>
-        <w:ind w:leftChars="0" w:left="340" w:right="0"/>
-        <w:rPr>
-          <w:color w:val="0F0F0F"/>
-          <w:sz w:val="30"/>
-          <w:szCs w:val="30"/>
-        </w:rPr>
-      </w:pPr>
-      <w:r>
-        <w:rPr>
-          <w:color w:val="0F0F0F"/>
-          <w:sz w:val="30"/>
-          <w:szCs w:val="30"/>
-        </w:rPr>
-        <w:t>消遣：消解、排遣愁</w:t>
-      </w:r>
-      <w:r>
-        <w:rPr>
-          <w:rFonts w:hint="eastAsia"/>
-          <w:color w:val="0F0F0F"/>
-          <w:sz w:val="30"/>
-          <w:szCs w:val="30"/>
-        </w:rPr>
-        <w:t>悶。</w:t>
-      </w:r>
-    </w:p>
-    <w:p>
-      <w:pPr>
-        <w:pStyle w:val="a9"/>
-        <w:numPr>
-          <w:ilvl w:val="0"/>
-          <w:numId w:val="41"/>
-        </w:numPr>
-        <w:spacing w:after="0" w:line="400" w:lineRule="exact"/>
-        <w:ind w:leftChars="0" w:left="340" w:right="0"/>
-        <w:rPr>
-          <w:color w:val="0F0F0F"/>
-          <w:sz w:val="30"/>
-          <w:szCs w:val="30"/>
-        </w:rPr>
-      </w:pPr>
-      <w:r>
-        <w:rPr>
-          <w:color w:val="0F0F0F"/>
-          <w:sz w:val="30"/>
-          <w:szCs w:val="30"/>
-        </w:rPr>
-        <w:t>闌干：本指欄杆，這裡</w:t>
-      </w:r>
-      <w:proofErr w:type="gramStart"/>
-      <w:r>
-        <w:rPr>
-          <w:color w:val="0F0F0F"/>
-          <w:sz w:val="30"/>
-          <w:szCs w:val="30"/>
-        </w:rPr>
-        <w:t>是借指海棠</w:t>
-      </w:r>
-      <w:proofErr w:type="gramEnd"/>
-      <w:r>
-        <w:rPr>
-          <w:color w:val="0F0F0F"/>
-          <w:sz w:val="30"/>
-          <w:szCs w:val="30"/>
-        </w:rPr>
-        <w:t>花紅綠相映、縱橫交錯。</w:t>
-      </w:r>
-    </w:p>
-    <w:p>
-      <w:pPr>
-        <w:spacing w:beforeLines="50" w:before="120" w:after="0" w:line="400" w:lineRule="exact"/>
+        <w:spacing w:beforeLines="50" w:before="120" w:after="0" w:line="440" w:lineRule="exact"/>
         <w:ind w:left="-6" w:right="0" w:hanging="11"/>
         <w:rPr>
           <w:szCs w:val="28"/>
@@ -1144,8 +683,9 @@
     </w:p>
     <w:p>
       <w:pPr>
-        <w:spacing w:after="0" w:line="400" w:lineRule="exact"/>
+        <w:spacing w:after="0" w:line="440" w:lineRule="exact"/>
         <w:ind w:left="-6" w:right="0" w:hanging="11"/>
+        <w:jc w:val="both"/>
         <w:rPr>
           <w:bCs/>
           <w:szCs w:val="28"/>
@@ -1161,37 +701,222 @@
       </w:r>
       <w:r>
         <w:rPr>
+          <w:bCs/>
+          <w:szCs w:val="28"/>
+        </w:rPr>
+        <w:t>這首《虞美人·梳樓》是</w:t>
+      </w:r>
+      <w:r>
+        <w:rPr>
+          <w:bCs/>
+          <w:szCs w:val="28"/>
+          <w:u w:val="single"/>
+        </w:rPr>
+        <w:t>宋</w:t>
+      </w:r>
+      <w:r>
+        <w:rPr>
+          <w:bCs/>
+          <w:szCs w:val="28"/>
+        </w:rPr>
+        <w:t>末</w:t>
+      </w:r>
+      <w:r>
+        <w:rPr>
+          <w:bCs/>
+          <w:szCs w:val="28"/>
+          <w:u w:val="single"/>
+        </w:rPr>
+        <w:t>元</w:t>
+      </w:r>
+      <w:r>
+        <w:rPr>
+          <w:bCs/>
+          <w:szCs w:val="28"/>
+        </w:rPr>
+        <w:t>初著名詞人</w:t>
+      </w:r>
+      <w:r>
+        <w:rPr>
+          <w:bCs/>
+          <w:szCs w:val="28"/>
+          <w:u w:val="single"/>
+        </w:rPr>
+        <w:t>蔣捷</w:t>
+      </w:r>
+      <w:r>
+        <w:rPr>
+          <w:bCs/>
+          <w:szCs w:val="28"/>
+        </w:rPr>
+        <w:t>的晚年代表作。詞人一生經歷國破家亡的巨痛，入元後隱居不仕，身處異鄉的孤寂與漂泊感深刻</w:t>
+      </w:r>
+      <w:r>
+        <w:rPr>
+          <w:b/>
+          <w:szCs w:val="28"/>
+        </w:rPr>
+        <w:t>浸透</w:t>
+      </w:r>
+      <w:r>
+        <w:rPr>
+          <w:bCs/>
+          <w:szCs w:val="28"/>
+        </w:rPr>
+        <w:t>於字裡行間。全詞藉由春景的描繪，將無形且深重的愁緒具象化，</w:t>
+      </w:r>
+      <w:r>
+        <w:rPr>
+          <w:b/>
+          <w:szCs w:val="28"/>
+        </w:rPr>
+        <w:t>層層遞進</w:t>
+      </w:r>
+      <w:r>
+        <w:rPr>
+          <w:bCs/>
+          <w:szCs w:val="28"/>
+        </w:rPr>
+        <w:t>，展現了</w:t>
+      </w:r>
+      <w:r>
+        <w:rPr>
+          <w:b/>
+          <w:szCs w:val="28"/>
+        </w:rPr>
+        <w:t>動人心魄</w:t>
+      </w:r>
+      <w:r>
+        <w:rPr>
+          <w:bCs/>
+          <w:szCs w:val="28"/>
+        </w:rPr>
+        <w:t>的悲涼美感。</w:t>
+      </w:r>
+    </w:p>
+    <w:p>
+      <w:pPr>
+        <w:spacing w:after="0" w:line="440" w:lineRule="exact"/>
+        <w:ind w:left="-6" w:right="0" w:hanging="11"/>
+        <w:jc w:val="both"/>
+        <w:rPr>
+          <w:bCs/>
+          <w:szCs w:val="28"/>
+        </w:rPr>
+      </w:pPr>
+      <w:r>
+        <w:rPr>
           <w:rFonts w:hint="eastAsia"/>
           <w:bCs/>
           <w:szCs w:val="28"/>
         </w:rPr>
-        <w:t>這首詞的開頭兩句，寫的是作者登高遠望時看到的景色。細細的柳枝隨風搖擺，像輕柔的絲線，天空中飄著綿綿細雨，</w:t>
-      </w:r>
-      <w:proofErr w:type="gramStart"/>
+        <w:t xml:space="preserve">　　</w:t>
+      </w:r>
+      <w:r>
+        <w:rPr>
+          <w:bCs/>
+          <w:szCs w:val="28"/>
+        </w:rPr>
+        <w:t>上片借景抒情，將無形之愁化為有形</w:t>
+      </w:r>
       <w:r>
         <w:rPr>
           <w:rFonts w:hint="eastAsia"/>
           <w:bCs/>
           <w:szCs w:val="28"/>
         </w:rPr>
-        <w:t>雨絲像輕</w:t>
-      </w:r>
-      <w:proofErr w:type="gramEnd"/>
+        <w:t>。</w:t>
+      </w:r>
+      <w:r>
+        <w:rPr>
+          <w:bCs/>
+          <w:szCs w:val="28"/>
+        </w:rPr>
+        <w:t>「絲絲楊柳絲絲雨。春在溟濛處。」開篇以雙疊詞「絲絲」描摹柳條與春雨，交織出一幅朦朧迷幻的</w:t>
+      </w:r>
+      <w:r>
+        <w:rPr>
+          <w:bCs/>
+          <w:szCs w:val="28"/>
+          <w:u w:val="single"/>
+        </w:rPr>
+        <w:t>江南</w:t>
+      </w:r>
+      <w:r>
+        <w:rPr>
+          <w:bCs/>
+          <w:szCs w:val="28"/>
+        </w:rPr>
+        <w:t>春景。雨絲與柳絲的纏綿，恰似愁緒的糾結難解。「樓兒忒小不藏愁。」樓閣本是具象空間，愁緒是無形情感；詞人卻感嘆小樓「裝不下」沉重的鄉愁，</w:t>
+      </w:r>
+      <w:r>
+        <w:rPr>
+          <w:b/>
+          <w:szCs w:val="28"/>
+        </w:rPr>
+        <w:t>反襯</w:t>
+      </w:r>
+      <w:r>
+        <w:rPr>
+          <w:bCs/>
+          <w:szCs w:val="28"/>
+        </w:rPr>
+        <w:t>出憂思的</w:t>
+      </w:r>
+      <w:r>
+        <w:rPr>
+          <w:b/>
+          <w:szCs w:val="28"/>
+        </w:rPr>
+        <w:t>浩瀚無邊</w:t>
+      </w:r>
+      <w:r>
+        <w:rPr>
+          <w:bCs/>
+          <w:szCs w:val="28"/>
+        </w:rPr>
+        <w:t>。「幾度和雲飛去、覓歸舟。」因現實阻隔無法還鄉，詞人將靈魂寄託於自然，</w:t>
+      </w:r>
+      <w:r>
+        <w:rPr>
+          <w:b/>
+          <w:szCs w:val="28"/>
+        </w:rPr>
+        <w:t>幻化</w:t>
+      </w:r>
+      <w:r>
+        <w:rPr>
+          <w:bCs/>
+          <w:szCs w:val="28"/>
+        </w:rPr>
+        <w:t>為浮雲飛向遠方，尋找能載自己回故鄉的歸舟。</w:t>
+      </w:r>
+    </w:p>
+    <w:p>
+      <w:pPr>
+        <w:spacing w:after="0" w:line="440" w:lineRule="exact"/>
+        <w:ind w:left="-6" w:right="0" w:hanging="11"/>
+        <w:jc w:val="both"/>
+        <w:rPr>
+          <w:bCs/>
+          <w:szCs w:val="28"/>
+        </w:rPr>
+      </w:pPr>
       <w:r>
         <w:rPr>
           <w:rFonts w:hint="eastAsia"/>
           <w:bCs/>
           <w:szCs w:val="28"/>
         </w:rPr>
-        <w:t>紗一樣籠罩著遠方。這兩句話，一句寫近處的景物，一句寫遠方的景色，一句細緻描寫，一句簡單</w:t>
-      </w:r>
-      <w:r>
-        <w:rPr>
-          <w:rFonts w:hint="eastAsia"/>
-          <w:b/>
-          <w:szCs w:val="28"/>
-        </w:rPr>
-        <w:t>勾勒</w:t>
+        <w:lastRenderedPageBreak/>
+        <w:t xml:space="preserve">　　</w:t>
+      </w:r>
+      <w:r>
+        <w:rPr>
+          <w:bCs/>
+          <w:szCs w:val="28"/>
+        </w:rPr>
+        <w:t>下片物我交融，展現由熱烈而冰冷的失落</w:t>
       </w:r>
       <w:r>
         <w:rPr>
@@ -1199,589 +924,175 @@
           <w:bCs/>
           <w:szCs w:val="28"/>
         </w:rPr>
-        <w:t>，就像畫家在畫一幅美麗的</w:t>
-      </w:r>
-      <w:proofErr w:type="gramStart"/>
-      <w:r>
+        <w:t>。</w:t>
+      </w:r>
+      <w:r>
+        <w:rPr>
+          <w:bCs/>
+          <w:szCs w:val="28"/>
+        </w:rPr>
+        <w:t>「天憐客子鄉關遠。借與花消遣。」離家萬里的遊子孤苦無依，彷彿連蒼天也心生不忍，特地讓繁花盛開來為孤客解悶</w:t>
+      </w:r>
+      <w:r>
+        <w:rPr>
+          <w:bCs/>
+          <w:szCs w:val="28"/>
+        </w:rPr>
+        <w:br/>
+      </w:r>
+      <w:r>
+        <w:rPr>
+          <w:bCs/>
+          <w:szCs w:val="28"/>
+        </w:rPr>
+        <w:t>，反襯出客居的孤寂。「海棠紅近綠闌干。」明豔的海棠紅與翠綠闌干相互</w:t>
+      </w:r>
+      <w:r>
+        <w:rPr>
+          <w:b/>
+          <w:szCs w:val="28"/>
+        </w:rPr>
+        <w:t>映襯</w:t>
+      </w:r>
+      <w:r>
+        <w:rPr>
+          <w:bCs/>
+          <w:szCs w:val="28"/>
+        </w:rPr>
+        <w:t>，本該充滿生氣，但在心如止水的詞人眼中卻更顯淒清。「才卷朱簾卻又、晚風寒。</w:t>
+      </w:r>
+      <w:r>
+        <w:rPr>
+          <w:bCs/>
+          <w:szCs w:val="28"/>
+        </w:rPr>
+        <w:br/>
+      </w:r>
+      <w:r>
+        <w:rPr>
+          <w:bCs/>
+          <w:szCs w:val="28"/>
+        </w:rPr>
+        <w:t>」詞人剛想藉由捲簾賞花來</w:t>
+      </w:r>
+      <w:r>
+        <w:rPr>
+          <w:b/>
+          <w:szCs w:val="28"/>
+        </w:rPr>
+        <w:t>排遣</w:t>
+      </w:r>
+      <w:r>
+        <w:rPr>
+          <w:bCs/>
+          <w:szCs w:val="28"/>
+        </w:rPr>
+        <w:t>寂寞，不料迎面卻吹來陣陣寒涼的晚風，將剛升起的一絲暖意瞬間擊碎，餘韻無窮。</w:t>
+      </w:r>
+    </w:p>
+    <w:p>
+      <w:pPr>
+        <w:spacing w:after="0" w:line="440" w:lineRule="exact"/>
+        <w:ind w:left="-6" w:right="0" w:hanging="11"/>
+        <w:jc w:val="both"/>
         <w:rPr>
           <w:rFonts w:hint="eastAsia"/>
           <w:bCs/>
           <w:szCs w:val="28"/>
-          <w:u w:val="single"/>
-        </w:rPr>
-        <w:t>江南</w:t>
-      </w:r>
+        </w:rPr>
+      </w:pPr>
       <w:r>
         <w:rPr>
           <w:rFonts w:hint="eastAsia"/>
           <w:bCs/>
           <w:szCs w:val="28"/>
         </w:rPr>
-        <w:t>春景圖</w:t>
-      </w:r>
-      <w:proofErr w:type="gramEnd"/>
+        <w:t xml:space="preserve">　　</w:t>
+      </w:r>
+      <w:r>
+        <w:rPr>
+          <w:bCs/>
+          <w:szCs w:val="28"/>
+          <w:u w:val="single"/>
+        </w:rPr>
+        <w:t>蔣捷</w:t>
+      </w:r>
+      <w:r>
+        <w:rPr>
+          <w:bCs/>
+          <w:szCs w:val="28"/>
+        </w:rPr>
+        <w:t>完美展現了</w:t>
+      </w:r>
+      <w:r>
+        <w:rPr>
+          <w:bCs/>
+          <w:szCs w:val="28"/>
+          <w:u w:val="single"/>
+        </w:rPr>
+        <w:t>宋</w:t>
+      </w:r>
+      <w:r>
+        <w:rPr>
+          <w:bCs/>
+          <w:szCs w:val="28"/>
+        </w:rPr>
+        <w:t>詞</w:t>
+      </w:r>
+      <w:r>
+        <w:rPr>
+          <w:b/>
+          <w:szCs w:val="28"/>
+        </w:rPr>
+        <w:t>含蓄委婉</w:t>
+      </w:r>
+      <w:r>
+        <w:rPr>
+          <w:bCs/>
+          <w:szCs w:val="28"/>
+        </w:rPr>
+        <w:t>的特質。全篇</w:t>
+      </w:r>
+      <w:r>
+        <w:rPr>
+          <w:b/>
+          <w:szCs w:val="28"/>
+        </w:rPr>
+        <w:t>不著</w:t>
+      </w:r>
+      <w:r>
+        <w:rPr>
+          <w:bCs/>
+          <w:szCs w:val="28"/>
+        </w:rPr>
+        <w:t>一個「愁」字，卻處處浸透濃烈鄉愁。透過尋常景物的層層推演，詞人將身世之悲融入春光，引領讀者細細品味那份穿越時空的</w:t>
+      </w:r>
+      <w:r>
+        <w:rPr>
+          <w:b/>
+          <w:szCs w:val="28"/>
+        </w:rPr>
+        <w:t>古典文學</w:t>
+      </w:r>
+      <w:r>
+        <w:rPr>
+          <w:bCs/>
+          <w:szCs w:val="28"/>
+        </w:rPr>
+        <w:t>之美。</w:t>
+      </w:r>
       <w:r>
         <w:rPr>
           <w:rFonts w:hint="eastAsia"/>
           <w:bCs/>
           <w:szCs w:val="28"/>
         </w:rPr>
-        <w:t>。</w:t>
+        <w:t xml:space="preserve">　　</w:t>
       </w:r>
     </w:p>
     <w:p>
       <w:pPr>
-        <w:spacing w:after="0" w:line="400" w:lineRule="exact"/>
-        <w:ind w:left="-6" w:right="0" w:hanging="11"/>
-        <w:rPr>
-          <w:bCs/>
-          <w:szCs w:val="28"/>
-        </w:rPr>
-      </w:pPr>
-      <w:r>
-        <w:rPr>
-          <w:rFonts w:hint="eastAsia"/>
-          <w:bCs/>
-          <w:szCs w:val="28"/>
-        </w:rPr>
-        <w:t xml:space="preserve">　　</w:t>
-      </w:r>
-      <w:r>
-        <w:rPr>
-          <w:rFonts w:hint="eastAsia"/>
-          <w:bCs/>
-          <w:szCs w:val="28"/>
-        </w:rPr>
-        <w:t>詞人用了「絲絲」這個疊字，看起來簡單，卻很有意思。「絲絲」不但讓人感覺到柳條的柔軟，也讓人想起春天的細雨一直下個不停。而這樣的景色，也讓詞人心裡的愁緒變得更多、更深，就像一根根纏繞的絲線，理也理不清。因為詞人把柳絲和細雨的特點寫得非常傳神，所以雖然「絲絲」這個詞出現了兩次，卻不會讓人覺得重複或多餘，反而讓這首詞更有韻味，也讓人更能體會詞人內心的感受。</w:t>
-      </w:r>
-    </w:p>
-    <w:p>
-      <w:pPr>
-        <w:spacing w:after="0" w:line="400" w:lineRule="exact"/>
-        <w:ind w:left="-6" w:right="0" w:hanging="11"/>
-        <w:jc w:val="both"/>
-        <w:rPr>
-          <w:bCs/>
-          <w:spacing w:val="-4"/>
-          <w:szCs w:val="28"/>
-        </w:rPr>
-      </w:pPr>
-      <w:r>
-        <w:rPr>
-          <w:rFonts w:hint="eastAsia"/>
-          <w:bCs/>
-          <w:szCs w:val="28"/>
-        </w:rPr>
-        <w:lastRenderedPageBreak/>
-        <w:t xml:space="preserve">　　</w:t>
-      </w:r>
-      <w:r>
-        <w:rPr>
-          <w:rFonts w:hint="eastAsia"/>
-          <w:bCs/>
-          <w:spacing w:val="-4"/>
-          <w:szCs w:val="28"/>
-        </w:rPr>
-        <w:t>接下來的「</w:t>
-      </w:r>
-      <w:proofErr w:type="gramStart"/>
-      <w:r>
-        <w:rPr>
-          <w:rFonts w:hint="eastAsia"/>
-          <w:bCs/>
-          <w:spacing w:val="-4"/>
-          <w:szCs w:val="28"/>
-        </w:rPr>
-        <w:t>樓兒忒小不藏愁</w:t>
-      </w:r>
-      <w:proofErr w:type="gramEnd"/>
-      <w:r>
-        <w:rPr>
-          <w:rFonts w:hint="eastAsia"/>
-          <w:bCs/>
-          <w:spacing w:val="-4"/>
-          <w:szCs w:val="28"/>
-        </w:rPr>
-        <w:t>」，則是詞人從寫景轉到寫自己的心情。</w:t>
-      </w:r>
-      <w:proofErr w:type="gramStart"/>
-      <w:r>
-        <w:rPr>
-          <w:rFonts w:hint="eastAsia"/>
-          <w:bCs/>
-          <w:spacing w:val="-4"/>
-          <w:szCs w:val="28"/>
-        </w:rPr>
-        <w:t>愁是一種</w:t>
-      </w:r>
-      <w:proofErr w:type="gramEnd"/>
-      <w:r>
-        <w:rPr>
-          <w:rFonts w:hint="eastAsia"/>
-          <w:bCs/>
-          <w:spacing w:val="-4"/>
-          <w:szCs w:val="28"/>
-        </w:rPr>
-        <w:t>很難形容的感覺，所以很多詩人會用水或船來</w:t>
-      </w:r>
-      <w:proofErr w:type="gramStart"/>
-      <w:r>
-        <w:rPr>
-          <w:rFonts w:hint="eastAsia"/>
-          <w:bCs/>
-          <w:spacing w:val="-4"/>
-          <w:szCs w:val="28"/>
-        </w:rPr>
-        <w:t>比喻愁</w:t>
-      </w:r>
-      <w:proofErr w:type="gramEnd"/>
-      <w:r>
-        <w:rPr>
-          <w:rFonts w:hint="eastAsia"/>
-          <w:bCs/>
-          <w:spacing w:val="-4"/>
-          <w:szCs w:val="28"/>
-        </w:rPr>
-        <w:t>的多或重。例如，李煜的「</w:t>
-      </w:r>
-      <w:proofErr w:type="gramStart"/>
-      <w:r>
-        <w:rPr>
-          <w:rFonts w:hint="eastAsia"/>
-          <w:bCs/>
-          <w:spacing w:val="-4"/>
-          <w:szCs w:val="28"/>
-        </w:rPr>
-        <w:t>問君能有幾多愁</w:t>
-      </w:r>
-      <w:proofErr w:type="gramEnd"/>
-      <w:r>
-        <w:rPr>
-          <w:rFonts w:hint="eastAsia"/>
-          <w:bCs/>
-          <w:spacing w:val="-4"/>
-          <w:szCs w:val="28"/>
-        </w:rPr>
-        <w:t>，恰似</w:t>
-      </w:r>
-      <w:proofErr w:type="gramStart"/>
-      <w:r>
-        <w:rPr>
-          <w:rFonts w:hint="eastAsia"/>
-          <w:bCs/>
-          <w:spacing w:val="-4"/>
-          <w:szCs w:val="28"/>
-        </w:rPr>
-        <w:t>一</w:t>
-      </w:r>
-      <w:proofErr w:type="gramEnd"/>
-      <w:r>
-        <w:rPr>
-          <w:rFonts w:hint="eastAsia"/>
-          <w:bCs/>
-          <w:spacing w:val="-4"/>
-          <w:szCs w:val="28"/>
-        </w:rPr>
-        <w:t>江春水向東流」，或李清照的「只恐雙溪</w:t>
-      </w:r>
-      <w:proofErr w:type="gramStart"/>
-      <w:r>
-        <w:rPr>
-          <w:rFonts w:hint="eastAsia"/>
-          <w:bCs/>
-          <w:spacing w:val="-4"/>
-          <w:szCs w:val="28"/>
-        </w:rPr>
-        <w:t>舴艋舟</w:t>
-      </w:r>
-      <w:proofErr w:type="gramEnd"/>
-      <w:r>
-        <w:rPr>
-          <w:rFonts w:hint="eastAsia"/>
-          <w:bCs/>
-          <w:spacing w:val="-4"/>
-          <w:szCs w:val="28"/>
-        </w:rPr>
-        <w:t>，載不動</w:t>
-      </w:r>
-      <w:proofErr w:type="gramStart"/>
-      <w:r>
-        <w:rPr>
-          <w:rFonts w:hint="eastAsia"/>
-          <w:bCs/>
-          <w:spacing w:val="-4"/>
-          <w:szCs w:val="28"/>
-        </w:rPr>
-        <w:t>許多愁</w:t>
-      </w:r>
-      <w:proofErr w:type="gramEnd"/>
-      <w:r>
-        <w:rPr>
-          <w:rFonts w:hint="eastAsia"/>
-          <w:bCs/>
-          <w:spacing w:val="-4"/>
-          <w:szCs w:val="28"/>
-        </w:rPr>
-        <w:t>」，都是用比喻讓人更能</w:t>
-      </w:r>
-      <w:proofErr w:type="gramStart"/>
-      <w:r>
-        <w:rPr>
-          <w:rFonts w:hint="eastAsia"/>
-          <w:bCs/>
-          <w:spacing w:val="-4"/>
-          <w:szCs w:val="28"/>
-        </w:rPr>
-        <w:t>感受到愁的</w:t>
-      </w:r>
-      <w:proofErr w:type="gramEnd"/>
-      <w:r>
-        <w:rPr>
-          <w:rFonts w:hint="eastAsia"/>
-          <w:bCs/>
-          <w:spacing w:val="-4"/>
-          <w:szCs w:val="28"/>
-        </w:rPr>
-        <w:t>樣子。而這</w:t>
-      </w:r>
-      <w:proofErr w:type="gramStart"/>
-      <w:r>
-        <w:rPr>
-          <w:rFonts w:hint="eastAsia"/>
-          <w:bCs/>
-          <w:spacing w:val="-4"/>
-          <w:szCs w:val="28"/>
-        </w:rPr>
-        <w:t>首詞則是</w:t>
-      </w:r>
-      <w:proofErr w:type="gramEnd"/>
-      <w:r>
-        <w:rPr>
-          <w:rFonts w:hint="eastAsia"/>
-          <w:bCs/>
-          <w:spacing w:val="-4"/>
-          <w:szCs w:val="28"/>
-        </w:rPr>
-        <w:t>說，</w:t>
-      </w:r>
-      <w:proofErr w:type="gramStart"/>
-      <w:r>
-        <w:rPr>
-          <w:rFonts w:hint="eastAsia"/>
-          <w:bCs/>
-          <w:spacing w:val="-4"/>
-          <w:szCs w:val="28"/>
-        </w:rPr>
-        <w:t>小樓太</w:t>
-      </w:r>
-      <w:proofErr w:type="gramEnd"/>
-      <w:r>
-        <w:rPr>
-          <w:rFonts w:hint="eastAsia"/>
-          <w:bCs/>
-          <w:spacing w:val="-4"/>
-          <w:szCs w:val="28"/>
-        </w:rPr>
-        <w:t>小，裝不下滿滿的愁。這句話不只是比喻，還讓人感受到詞人內心的壓抑和無奈。</w:t>
-      </w:r>
-      <w:proofErr w:type="gramStart"/>
-      <w:r>
-        <w:rPr>
-          <w:rFonts w:hint="eastAsia"/>
-          <w:bCs/>
-          <w:spacing w:val="-4"/>
-          <w:szCs w:val="28"/>
-        </w:rPr>
-        <w:t>由於愁太</w:t>
-      </w:r>
-      <w:proofErr w:type="gramEnd"/>
-      <w:r>
-        <w:rPr>
-          <w:rFonts w:hint="eastAsia"/>
-          <w:bCs/>
-          <w:spacing w:val="-4"/>
-          <w:szCs w:val="28"/>
-        </w:rPr>
-        <w:t>多，</w:t>
-      </w:r>
-      <w:proofErr w:type="gramStart"/>
-      <w:r>
-        <w:rPr>
-          <w:rFonts w:hint="eastAsia"/>
-          <w:bCs/>
-          <w:spacing w:val="-4"/>
-          <w:szCs w:val="28"/>
-        </w:rPr>
-        <w:t>小樓根本</w:t>
-      </w:r>
-      <w:proofErr w:type="gramEnd"/>
-      <w:r>
-        <w:rPr>
-          <w:rFonts w:hint="eastAsia"/>
-          <w:bCs/>
-          <w:spacing w:val="-4"/>
-          <w:szCs w:val="28"/>
-        </w:rPr>
-        <w:t>藏不住，所以詞人的心也像雲</w:t>
-      </w:r>
-      <w:proofErr w:type="gramStart"/>
-      <w:r>
-        <w:rPr>
-          <w:rFonts w:hint="eastAsia"/>
-          <w:bCs/>
-          <w:spacing w:val="-4"/>
-          <w:szCs w:val="28"/>
-        </w:rPr>
-        <w:t>一樣飄走</w:t>
-      </w:r>
-      <w:proofErr w:type="gramEnd"/>
-      <w:r>
-        <w:rPr>
-          <w:rFonts w:hint="eastAsia"/>
-          <w:bCs/>
-          <w:spacing w:val="-4"/>
-          <w:szCs w:val="28"/>
-        </w:rPr>
-        <w:t>，幾次想</w:t>
-      </w:r>
-      <w:proofErr w:type="gramStart"/>
-      <w:r>
-        <w:rPr>
-          <w:rFonts w:hint="eastAsia"/>
-          <w:bCs/>
-          <w:spacing w:val="-4"/>
-          <w:szCs w:val="28"/>
-        </w:rPr>
-        <w:t>跟著雲去尋找</w:t>
-      </w:r>
-      <w:proofErr w:type="gramEnd"/>
-      <w:r>
-        <w:rPr>
-          <w:rFonts w:hint="eastAsia"/>
-          <w:bCs/>
-          <w:spacing w:val="-4"/>
-          <w:szCs w:val="28"/>
-        </w:rPr>
-        <w:t>回家的船。</w:t>
-      </w:r>
-    </w:p>
-    <w:p>
-      <w:pPr>
-        <w:spacing w:after="0" w:line="400" w:lineRule="exact"/>
-        <w:ind w:left="-6" w:right="0" w:hanging="11"/>
-        <w:jc w:val="both"/>
-        <w:rPr>
-          <w:bCs/>
-          <w:szCs w:val="28"/>
-        </w:rPr>
-      </w:pPr>
-      <w:r>
-        <w:rPr>
-          <w:rFonts w:hint="eastAsia"/>
-          <w:bCs/>
-          <w:szCs w:val="28"/>
-        </w:rPr>
-        <w:t xml:space="preserve">　　</w:t>
-      </w:r>
-      <w:r>
-        <w:rPr>
-          <w:rFonts w:hint="eastAsia"/>
-          <w:bCs/>
-          <w:szCs w:val="28"/>
-        </w:rPr>
-        <w:t>到了下半部分，詞人說：「天</w:t>
-      </w:r>
-      <w:proofErr w:type="gramStart"/>
-      <w:r>
-        <w:rPr>
-          <w:rFonts w:hint="eastAsia"/>
-          <w:bCs/>
-          <w:szCs w:val="28"/>
-        </w:rPr>
-        <w:t>憐客子鄉關遠</w:t>
-      </w:r>
-      <w:proofErr w:type="gramEnd"/>
-      <w:r>
-        <w:rPr>
-          <w:rFonts w:hint="eastAsia"/>
-          <w:bCs/>
-          <w:szCs w:val="28"/>
-        </w:rPr>
-        <w:t>，借與花消遣。」這是說詞人很想回家，但現實卻不能如願，所以只能用欣賞花來排解內心的思鄉之情。「天</w:t>
-      </w:r>
-      <w:proofErr w:type="gramStart"/>
-      <w:r>
-        <w:rPr>
-          <w:rFonts w:hint="eastAsia"/>
-          <w:bCs/>
-          <w:szCs w:val="28"/>
-        </w:rPr>
-        <w:t>憐</w:t>
-      </w:r>
-      <w:proofErr w:type="gramEnd"/>
-      <w:r>
-        <w:rPr>
-          <w:rFonts w:hint="eastAsia"/>
-          <w:bCs/>
-          <w:szCs w:val="28"/>
-        </w:rPr>
-        <w:t>」這個詞表現出詞人的無奈，覺得自己身在異鄉的孤獨，彷彿只有上天才知道他的心情。但天雖然憐惜他，卻沒有給他回家的機會，只能「借」花來消遣。「借」這個字用得很好，因為詞人身在異地，花不是他的，快樂也是短暫的，一切都只是暫時的安慰而已。</w:t>
-      </w:r>
-    </w:p>
-    <w:p>
-      <w:pPr>
-        <w:spacing w:after="0" w:line="400" w:lineRule="exact"/>
-        <w:ind w:left="-6" w:right="0" w:hanging="11"/>
-        <w:jc w:val="both"/>
-        <w:rPr>
-          <w:bCs/>
-          <w:szCs w:val="28"/>
-        </w:rPr>
-      </w:pPr>
-      <w:r>
-        <w:rPr>
-          <w:rFonts w:hint="eastAsia"/>
-          <w:bCs/>
-          <w:szCs w:val="28"/>
-        </w:rPr>
-        <w:t xml:space="preserve">　　</w:t>
-      </w:r>
-      <w:r>
-        <w:rPr>
-          <w:rFonts w:hint="eastAsia"/>
-          <w:bCs/>
-          <w:szCs w:val="28"/>
-        </w:rPr>
-        <w:t>接下來，詞人寫到了海棠花。他看到欄杆邊的海棠紅花綠葉相映，雨中的花色更顯得鮮豔。從表面上看，這是美麗的景色，但其實詞人並不是單純地在賞花，而是藉由海棠來表達他的憂愁。古人常說「以樂景</w:t>
-      </w:r>
-      <w:proofErr w:type="gramStart"/>
-      <w:r>
-        <w:rPr>
-          <w:rFonts w:hint="eastAsia"/>
-          <w:bCs/>
-          <w:szCs w:val="28"/>
-        </w:rPr>
-        <w:t>寫哀情</w:t>
-      </w:r>
-      <w:proofErr w:type="gramEnd"/>
-      <w:r>
-        <w:rPr>
-          <w:rFonts w:hint="eastAsia"/>
-          <w:bCs/>
-          <w:szCs w:val="28"/>
-        </w:rPr>
-        <w:t>」，這裡的「樂景」就是美麗的海棠，而詞人內心卻是孤單和愁苦的。這種</w:t>
-      </w:r>
-      <w:r>
-        <w:rPr>
-          <w:rFonts w:hint="eastAsia"/>
-          <w:b/>
-          <w:szCs w:val="28"/>
-        </w:rPr>
-        <w:t>反差</w:t>
-      </w:r>
-      <w:r>
-        <w:rPr>
-          <w:rFonts w:hint="eastAsia"/>
-          <w:bCs/>
-          <w:szCs w:val="28"/>
-        </w:rPr>
-        <w:t>，讓愁緒變得更濃重。</w:t>
-      </w:r>
-    </w:p>
-    <w:p>
-      <w:pPr>
-        <w:spacing w:after="0" w:line="400" w:lineRule="exact"/>
-        <w:ind w:left="-6" w:right="0" w:hanging="11"/>
-        <w:jc w:val="both"/>
-        <w:rPr>
-          <w:bCs/>
-          <w:szCs w:val="28"/>
-        </w:rPr>
-      </w:pPr>
-      <w:r>
-        <w:rPr>
-          <w:rFonts w:hint="eastAsia"/>
-          <w:bCs/>
-          <w:szCs w:val="28"/>
-        </w:rPr>
-        <w:t xml:space="preserve">　　</w:t>
-      </w:r>
-      <w:r>
-        <w:rPr>
-          <w:rFonts w:hint="eastAsia"/>
-          <w:bCs/>
-          <w:szCs w:val="28"/>
-        </w:rPr>
-        <w:t>這首詞的上半部分主要描寫春天細雨迷濛的景色，用了很多細緻的描寫，讓人彷彿看到一幅美麗的水墨畫。而「絲絲」這個詞，不僅描述了柳絲和細雨，也帶出了詞人滿滿的愁緒。下半部分則寫詞人的心情，表現出他身在異鄉的孤單與思念家鄉的情感。「</w:t>
-      </w:r>
-      <w:proofErr w:type="gramStart"/>
-      <w:r>
-        <w:rPr>
-          <w:rFonts w:hint="eastAsia"/>
-          <w:bCs/>
-          <w:szCs w:val="28"/>
-        </w:rPr>
-        <w:t>借花消遣</w:t>
-      </w:r>
-      <w:proofErr w:type="gramEnd"/>
-      <w:r>
-        <w:rPr>
-          <w:rFonts w:hint="eastAsia"/>
-          <w:bCs/>
-          <w:szCs w:val="28"/>
-        </w:rPr>
-        <w:t>」說明快樂只是短暫的，而美麗的海棠花，則</w:t>
-      </w:r>
-      <w:bookmarkStart w:id="2" w:name="_Hlk189246286"/>
-      <w:r>
-        <w:rPr>
-          <w:rFonts w:hint="eastAsia"/>
-          <w:b/>
-          <w:szCs w:val="28"/>
-        </w:rPr>
-        <w:t>反襯</w:t>
-      </w:r>
-      <w:bookmarkEnd w:id="2"/>
-      <w:r>
-        <w:rPr>
-          <w:rFonts w:hint="eastAsia"/>
-          <w:bCs/>
-          <w:szCs w:val="28"/>
-        </w:rPr>
-        <w:t>出詞人的憂傷。整首詞的詞句自然流暢，不是刻意雕琢，而是順著心情流露出來，讓人感受到詞人深深的思鄉之情。</w:t>
-      </w:r>
-    </w:p>
-    <w:p>
-      <w:pPr>
-        <w:spacing w:after="0" w:line="400" w:lineRule="exact"/>
-        <w:ind w:left="-6" w:right="0" w:hanging="11"/>
-        <w:jc w:val="both"/>
-        <w:rPr>
-          <w:bCs/>
-          <w:szCs w:val="28"/>
-        </w:rPr>
-      </w:pPr>
-      <w:r>
-        <w:rPr>
-          <w:rFonts w:hint="eastAsia"/>
-          <w:bCs/>
-          <w:szCs w:val="28"/>
-        </w:rPr>
-        <w:t xml:space="preserve">　　</w:t>
-      </w:r>
-      <w:r>
-        <w:rPr>
-          <w:rFonts w:hint="eastAsia"/>
-          <w:bCs/>
-          <w:szCs w:val="28"/>
-        </w:rPr>
-        <w:t>總的來說，這首詞雖然寫的是春天的景色，但真正要表達的是詞人的愁緒。他用了很多美麗的景物來襯托自己的情感，讓人讀了之後，不只是看到一幅春天的畫面，還能感受到一位遊子的孤獨和無奈。</w:t>
-      </w:r>
-    </w:p>
-    <w:p>
-      <w:pPr>
-        <w:spacing w:beforeLines="50" w:before="120" w:after="0" w:line="400" w:lineRule="exact"/>
+        <w:spacing w:beforeLines="50" w:before="120" w:after="0" w:line="440" w:lineRule="exact"/>
         <w:ind w:left="-6" w:right="0" w:hanging="11"/>
         <w:rPr>
           <w:bCs/>
@@ -1807,73 +1118,37 @@
           <w:ilvl w:val="0"/>
           <w:numId w:val="14"/>
         </w:numPr>
-        <w:spacing w:after="0" w:line="400" w:lineRule="exact"/>
-        <w:ind w:leftChars="0" w:left="482" w:right="0"/>
-        <w:rPr>
-          <w:szCs w:val="28"/>
-        </w:rPr>
-      </w:pPr>
+        <w:spacing w:after="0" w:line="420" w:lineRule="exact"/>
+        <w:ind w:leftChars="0" w:left="284" w:right="0" w:hanging="282"/>
+        <w:jc w:val="both"/>
+        <w:rPr>
+          <w:szCs w:val="28"/>
+        </w:rPr>
+      </w:pPr>
+      <w:r>
+        <w:rPr>
+          <w:szCs w:val="28"/>
+        </w:rPr>
+        <w:t>浸透</w:t>
+      </w:r>
       <w:r>
         <w:rPr>
           <w:rFonts w:hint="eastAsia"/>
           <w:szCs w:val="28"/>
         </w:rPr>
-        <w:t>飄渺：又高又遠、若隱若現的樣子。</w:t>
-      </w:r>
-    </w:p>
-    <w:p>
-      <w:pPr>
-        <w:pStyle w:val="a9"/>
-        <w:spacing w:after="0" w:line="400" w:lineRule="exact"/>
-        <w:ind w:leftChars="0" w:left="482" w:right="0" w:firstLine="0"/>
-        <w:rPr>
-          <w:szCs w:val="28"/>
-        </w:rPr>
-      </w:pPr>
-      <w:r>
-        <w:rPr>
-          <w:rFonts w:hint="eastAsia"/>
-          <w:szCs w:val="28"/>
-        </w:rPr>
-        <w:t>也作「縹緲(</w:t>
-      </w:r>
-      <w:proofErr w:type="gramStart"/>
-      <w:r>
-        <w:rPr>
-          <w:rFonts w:hint="eastAsia"/>
-          <w:color w:val="FF0000"/>
-          <w:sz w:val="16"/>
-          <w:szCs w:val="16"/>
-        </w:rPr>
-        <w:t>ㄆㄧㄠˇ</w:t>
-      </w:r>
-      <w:proofErr w:type="gramEnd"/>
-      <w:r>
-        <w:rPr>
-          <w:rFonts w:hint="eastAsia"/>
-          <w:color w:val="FF0000"/>
-          <w:sz w:val="16"/>
-          <w:szCs w:val="16"/>
-        </w:rPr>
-        <w:t xml:space="preserve"> </w:t>
-      </w:r>
-      <w:proofErr w:type="gramStart"/>
-      <w:r>
-        <w:rPr>
-          <w:rFonts w:hint="eastAsia"/>
-          <w:color w:val="FF0000"/>
-          <w:sz w:val="16"/>
-          <w:szCs w:val="16"/>
-        </w:rPr>
-        <w:t>ㄇㄧㄠˇ</w:t>
-      </w:r>
-      <w:proofErr w:type="gramEnd"/>
-      <w:r>
-        <w:rPr>
-          <w:rFonts w:hint="eastAsia"/>
-          <w:szCs w:val="28"/>
-        </w:rPr>
-        <w:t>)」，【例】虛無縹緲、煙波縹緲</w:t>
+        <w:t>：</w:t>
+      </w:r>
+      <w:r>
+        <w:rPr>
+          <w:szCs w:val="28"/>
+        </w:rPr>
+        <w:t>液體滲入並充滿。</w:t>
+      </w:r>
+      <w:r>
+        <w:rPr>
+          <w:szCs w:val="28"/>
+        </w:rPr>
+        <w:t>比喻孤寂與漂泊感深深滲入詞人的心靈與字裡行間，表現出情感的深沉與揮之不去。</w:t>
       </w:r>
     </w:p>
     <w:p>
@@ -1883,74 +1158,31 @@
           <w:ilvl w:val="0"/>
           <w:numId w:val="14"/>
         </w:numPr>
-        <w:spacing w:after="0" w:line="400" w:lineRule="exact"/>
-        <w:ind w:leftChars="0" w:left="482" w:right="0"/>
-        <w:rPr>
-          <w:szCs w:val="28"/>
-        </w:rPr>
-      </w:pPr>
+        <w:spacing w:after="0" w:line="420" w:lineRule="exact"/>
+        <w:ind w:leftChars="0" w:left="284" w:right="0" w:hanging="282"/>
+        <w:jc w:val="both"/>
+        <w:rPr>
+          <w:szCs w:val="28"/>
+        </w:rPr>
+      </w:pPr>
+      <w:r>
+        <w:rPr>
+          <w:szCs w:val="28"/>
+        </w:rPr>
+        <w:t>層層遞進</w:t>
+      </w:r>
       <w:r>
         <w:rPr>
           <w:rFonts w:hint="eastAsia"/>
           <w:szCs w:val="28"/>
         </w:rPr>
-        <w:t>依偎</w:t>
-      </w:r>
-      <w:r>
-        <w:rPr>
-          <w:rFonts w:hint="eastAsia"/>
-          <w:szCs w:val="28"/>
-        </w:rPr>
-        <w:t>(</w:t>
-      </w:r>
-      <w:proofErr w:type="gramStart"/>
-      <w:r>
-        <w:rPr>
-          <w:rFonts w:hint="eastAsia"/>
-          <w:color w:val="FF0000"/>
-          <w:sz w:val="16"/>
-          <w:szCs w:val="16"/>
-        </w:rPr>
-        <w:t>ㄨㄟ</w:t>
-      </w:r>
-      <w:proofErr w:type="gramEnd"/>
-      <w:r>
-        <w:rPr>
-          <w:rFonts w:hint="eastAsia"/>
-          <w:szCs w:val="28"/>
-        </w:rPr>
-        <w:t>)：</w:t>
-      </w:r>
-      <w:r>
-        <w:rPr>
-          <w:rFonts w:hint="eastAsia"/>
-          <w:szCs w:val="28"/>
-        </w:rPr>
-        <w:t>靠在一起。多指親暱的動作。</w:t>
-      </w:r>
-    </w:p>
-    <w:p>
-      <w:pPr>
-        <w:pStyle w:val="a9"/>
-        <w:spacing w:after="0" w:line="400" w:lineRule="exact"/>
-        <w:ind w:leftChars="0" w:left="482" w:right="0" w:firstLine="0"/>
-        <w:rPr>
-          <w:szCs w:val="28"/>
-        </w:rPr>
-      </w:pPr>
-      <w:r>
-        <w:rPr>
-          <w:rFonts w:hint="eastAsia"/>
-          <w:szCs w:val="28"/>
-        </w:rPr>
-        <w:t>【例】看書時，小貓經常依偎身旁與我為伴</w:t>
-      </w:r>
-      <w:r>
-        <w:rPr>
-          <w:rFonts w:hint="eastAsia"/>
-          <w:szCs w:val="28"/>
-        </w:rPr>
-        <w:t>。</w:t>
+        <w:t>：</w:t>
+      </w:r>
+      <w:r>
+        <w:rPr>
+          <w:szCs w:val="28"/>
+        </w:rPr>
+        <w:t>順著一定的順序或條理，一步一步地加深或推進。指文章或詞作在情感抒發上由外在的景物描寫，漸漸深入內心的幻想與現實的失落，使情緒轉折顯得自然而飽滿。</w:t>
       </w:r>
     </w:p>
     <w:p>
@@ -1960,49 +1192,31 @@
           <w:ilvl w:val="0"/>
           <w:numId w:val="14"/>
         </w:numPr>
-        <w:spacing w:after="0" w:line="400" w:lineRule="exact"/>
-        <w:ind w:leftChars="0" w:left="482" w:right="0"/>
-        <w:rPr>
-          <w:szCs w:val="28"/>
-        </w:rPr>
-      </w:pPr>
+        <w:spacing w:after="0" w:line="420" w:lineRule="exact"/>
+        <w:ind w:leftChars="0" w:left="284" w:right="0" w:hanging="282"/>
+        <w:jc w:val="both"/>
+        <w:rPr>
+          <w:szCs w:val="28"/>
+        </w:rPr>
+      </w:pPr>
+      <w:r>
+        <w:rPr>
+          <w:szCs w:val="28"/>
+        </w:rPr>
+        <w:t>動人心魄</w:t>
+      </w:r>
       <w:r>
         <w:rPr>
           <w:rFonts w:hint="eastAsia"/>
           <w:szCs w:val="28"/>
         </w:rPr>
-        <w:t>勾勒</w:t>
-      </w:r>
-      <w:r>
-        <w:rPr>
-          <w:rFonts w:hint="eastAsia"/>
-          <w:szCs w:val="28"/>
-        </w:rPr>
         <w:t>：</w:t>
       </w:r>
       <w:r>
         <w:rPr>
-          <w:rFonts w:hint="eastAsia"/>
-          <w:szCs w:val="28"/>
-        </w:rPr>
-        <w:t>描畫輪廓，或簡單的描寫。</w:t>
-      </w:r>
-    </w:p>
-    <w:p>
-      <w:pPr>
-        <w:pStyle w:val="a9"/>
-        <w:spacing w:after="0" w:line="400" w:lineRule="exact"/>
-        <w:ind w:leftChars="0" w:left="482" w:right="0" w:firstLine="0"/>
-        <w:rPr>
-          <w:szCs w:val="28"/>
-        </w:rPr>
-      </w:pPr>
-      <w:r>
-        <w:rPr>
-          <w:rFonts w:hint="eastAsia"/>
-          <w:szCs w:val="28"/>
-        </w:rPr>
-        <w:t>【例】他擅長素描，隨手幾筆就能勾勒出人像的輪廓來。</w:t>
+          <w:szCs w:val="28"/>
+        </w:rPr>
+        <w:t>形容使人感動或震撼極深。用來形容詞人細膩悲涼的情感能夠深刻觸動讀者的心弦，引發強烈的共鳴。</w:t>
       </w:r>
     </w:p>
     <w:p>
@@ -2012,32 +1226,31 @@
           <w:ilvl w:val="0"/>
           <w:numId w:val="14"/>
         </w:numPr>
-        <w:spacing w:after="0" w:line="400" w:lineRule="exact"/>
-        <w:ind w:leftChars="0" w:left="482" w:right="0"/>
-        <w:rPr>
-          <w:szCs w:val="28"/>
-        </w:rPr>
-      </w:pPr>
+        <w:spacing w:after="0" w:line="420" w:lineRule="exact"/>
+        <w:ind w:leftChars="0" w:left="284" w:right="0" w:hanging="282"/>
+        <w:jc w:val="both"/>
+        <w:rPr>
+          <w:szCs w:val="28"/>
+        </w:rPr>
+      </w:pPr>
+      <w:r>
+        <w:rPr>
+          <w:szCs w:val="28"/>
+        </w:rPr>
+        <w:t>反襯</w:t>
+      </w:r>
       <w:r>
         <w:rPr>
           <w:rFonts w:hint="eastAsia"/>
           <w:szCs w:val="28"/>
         </w:rPr>
-        <w:t>反差</w:t>
-      </w:r>
-      <w:r>
-        <w:rPr>
-          <w:rFonts w:hint="eastAsia"/>
-          <w:szCs w:val="28"/>
-        </w:rPr>
         <w:t>：</w:t>
       </w:r>
       <w:r>
         <w:rPr>
-          <w:rFonts w:hint="eastAsia"/>
-          <w:szCs w:val="28"/>
-        </w:rPr>
-        <w:t>指的是兩者之間的對比或差異，尤其是指明顯的、不一致的對比。例如，明亮與黑暗、高興與悲傷、冷與熱等對比。</w:t>
+          <w:szCs w:val="28"/>
+        </w:rPr>
+        <w:t>利用一種事物的對立面（襯托物）來烘托主體，以凸顯主體特徵的表現手法。例如以空間狹小的「小樓」來反襯無限深重的「鄉愁」，使抽象的情感更加具象強烈。</w:t>
       </w:r>
     </w:p>
     <w:p>
@@ -2047,18 +1260,52 @@
           <w:ilvl w:val="0"/>
           <w:numId w:val="14"/>
         </w:numPr>
-        <w:spacing w:after="0" w:line="400" w:lineRule="exact"/>
-        <w:ind w:leftChars="0" w:left="482" w:right="0"/>
-        <w:rPr>
-          <w:szCs w:val="28"/>
-        </w:rPr>
-      </w:pPr>
+        <w:spacing w:after="0" w:line="420" w:lineRule="exact"/>
+        <w:ind w:leftChars="0" w:left="284" w:right="0" w:hanging="282"/>
+        <w:jc w:val="both"/>
+        <w:rPr>
+          <w:szCs w:val="28"/>
+        </w:rPr>
+      </w:pPr>
+      <w:r>
+        <w:rPr>
+          <w:szCs w:val="28"/>
+        </w:rPr>
+        <w:t>浩瀚無邊</w:t>
+      </w:r>
       <w:r>
         <w:rPr>
           <w:rFonts w:hint="eastAsia"/>
           <w:szCs w:val="28"/>
         </w:rPr>
-        <w:t>反襯</w:t>
+        <w:t>：</w:t>
+      </w:r>
+      <w:r>
+        <w:rPr>
+          <w:szCs w:val="28"/>
+        </w:rPr>
+        <w:t>形容廣大、繁多且沒有邊際。形容詞人內心那股無處可容、無處可逃的鄉愁極其巨大而深廣。</w:t>
+      </w:r>
+    </w:p>
+    <w:p>
+      <w:pPr>
+        <w:pStyle w:val="a9"/>
+        <w:numPr>
+          <w:ilvl w:val="0"/>
+          <w:numId w:val="14"/>
+        </w:numPr>
+        <w:spacing w:after="0" w:line="420" w:lineRule="exact"/>
+        <w:ind w:leftChars="0" w:left="284" w:right="0" w:hanging="282"/>
+        <w:jc w:val="both"/>
+        <w:rPr>
+          <w:szCs w:val="28"/>
+        </w:rPr>
+      </w:pPr>
+      <w:r>
+        <w:rPr>
+          <w:szCs w:val="28"/>
+        </w:rPr>
+        <w:t>幻化</w:t>
       </w:r>
       <w:r>
         <w:rPr>
@@ -2069,42 +1316,242 @@
       </w:r>
       <w:r>
         <w:rPr>
+          <w:szCs w:val="28"/>
+        </w:rPr>
+        <w:t>變化、轉化，指由虛幻的想像或神奇的力量改變形態。表現出詞人因無法實際返回故鄉，只能將靈魂與思念寄託於自然（如化作流雲飛去）的想像過程。</w:t>
+      </w:r>
+    </w:p>
+    <w:p>
+      <w:pPr>
+        <w:pStyle w:val="a9"/>
+        <w:numPr>
+          <w:ilvl w:val="0"/>
+          <w:numId w:val="14"/>
+        </w:numPr>
+        <w:spacing w:after="0" w:line="420" w:lineRule="exact"/>
+        <w:ind w:leftChars="0" w:left="284" w:right="0" w:hanging="282"/>
+        <w:jc w:val="both"/>
+        <w:rPr>
+          <w:szCs w:val="28"/>
+        </w:rPr>
+      </w:pPr>
+      <w:r>
+        <w:rPr>
+          <w:szCs w:val="28"/>
+        </w:rPr>
+        <w:t>映襯</w:t>
+      </w:r>
+      <w:r>
+        <w:rPr>
           <w:rFonts w:hint="eastAsia"/>
           <w:szCs w:val="28"/>
         </w:rPr>
-        <w:t>一種修辭上的映襯。指對某種事物的現象或本質，作恰恰相反的描寫的修辭法。如「花</w:t>
-      </w:r>
-      <w:proofErr w:type="gramStart"/>
+        <w:t>：</w:t>
+      </w:r>
+      <w:r>
+        <w:rPr>
+          <w:szCs w:val="28"/>
+        </w:rPr>
+        <w:t>將兩種不同的事物或同一事物的兩個面向並置對照，互相襯托以增強表現力。如海棠的紅與闌干的綠互相交織，透過明麗的色彩來襯托詞人內心的淒清與孤寂。</w:t>
+      </w:r>
+    </w:p>
+    <w:p>
+      <w:pPr>
+        <w:pStyle w:val="a9"/>
+        <w:numPr>
+          <w:ilvl w:val="0"/>
+          <w:numId w:val="14"/>
+        </w:numPr>
+        <w:spacing w:after="0" w:line="420" w:lineRule="exact"/>
+        <w:ind w:leftChars="0" w:left="284" w:right="0" w:hanging="282"/>
+        <w:jc w:val="both"/>
+        <w:rPr>
+          <w:szCs w:val="28"/>
+        </w:rPr>
+      </w:pPr>
+      <w:r>
+        <w:rPr>
+          <w:szCs w:val="28"/>
+        </w:rPr>
+        <w:t>排遣</w:t>
+      </w:r>
       <w:r>
         <w:rPr>
           <w:rFonts w:hint="eastAsia"/>
           <w:szCs w:val="28"/>
         </w:rPr>
-        <w:t>落春猶</w:t>
-      </w:r>
-      <w:proofErr w:type="gramEnd"/>
+        <w:t>：</w:t>
+      </w:r>
+      <w:r>
+        <w:rPr>
+          <w:szCs w:val="28"/>
+        </w:rPr>
+        <w:t>分擔、消釋或藉由活動來打發心中的憂悶與無聊。指詞人試圖透過觀賞繁花等外在事物來化解內心的孤獨感。</w:t>
+      </w:r>
+    </w:p>
+    <w:p>
+      <w:pPr>
+        <w:pStyle w:val="a9"/>
+        <w:numPr>
+          <w:ilvl w:val="0"/>
+          <w:numId w:val="14"/>
+        </w:numPr>
+        <w:spacing w:after="0" w:line="420" w:lineRule="exact"/>
+        <w:ind w:leftChars="0" w:left="284" w:right="0" w:hanging="282"/>
+        <w:jc w:val="both"/>
+        <w:rPr>
+          <w:spacing w:val="-10"/>
+          <w:szCs w:val="28"/>
+        </w:rPr>
+      </w:pPr>
+      <w:r>
+        <w:rPr>
+          <w:spacing w:val="-10"/>
+          <w:szCs w:val="28"/>
+        </w:rPr>
+        <w:t>含蓄委婉</w:t>
+      </w:r>
       <w:r>
         <w:rPr>
           <w:rFonts w:hint="eastAsia"/>
-          <w:szCs w:val="28"/>
-        </w:rPr>
-        <w:t>在，鳥鳴</w:t>
-      </w:r>
-      <w:proofErr w:type="gramStart"/>
+          <w:spacing w:val="-10"/>
+          <w:szCs w:val="28"/>
+        </w:rPr>
+        <w:t>：</w:t>
+      </w:r>
+      <w:r>
+        <w:rPr>
+          <w:spacing w:val="-10"/>
+          <w:szCs w:val="28"/>
+        </w:rPr>
+        <w:t>說話或寫文章不直接表露，而是曲折、隱約地表達出深層的意思與情感</w:t>
+      </w:r>
+      <w:r>
+        <w:rPr>
+          <w:spacing w:val="-10"/>
+          <w:szCs w:val="28"/>
+        </w:rPr>
+        <w:br/>
+      </w:r>
+      <w:r>
+        <w:rPr>
+          <w:spacing w:val="-10"/>
+          <w:szCs w:val="28"/>
+        </w:rPr>
+        <w:t>。</w:t>
+      </w:r>
+      <w:r>
+        <w:rPr>
+          <w:spacing w:val="-10"/>
+          <w:szCs w:val="28"/>
+          <w:u w:val="single"/>
+        </w:rPr>
+        <w:t>宋</w:t>
+      </w:r>
+      <w:r>
+        <w:rPr>
+          <w:spacing w:val="-10"/>
+          <w:szCs w:val="28"/>
+        </w:rPr>
+        <w:t>詞的重要美學特質，不直接喊出痛苦，而是透過意象與氛圍讓讀者細細體會。</w:t>
+      </w:r>
+    </w:p>
+    <w:p>
+      <w:pPr>
+        <w:pStyle w:val="a9"/>
+        <w:numPr>
+          <w:ilvl w:val="0"/>
+          <w:numId w:val="14"/>
+        </w:numPr>
+        <w:spacing w:after="0" w:line="420" w:lineRule="exact"/>
+        <w:ind w:leftChars="0" w:left="284" w:right="0" w:hanging="426"/>
+        <w:jc w:val="both"/>
+        <w:rPr>
+          <w:szCs w:val="28"/>
+        </w:rPr>
+      </w:pPr>
+      <w:r>
+        <w:rPr>
+          <w:bCs/>
+          <w:szCs w:val="28"/>
+        </w:rPr>
+        <w:t>不著</w:t>
+      </w:r>
       <w:r>
         <w:rPr>
           <w:rFonts w:hint="eastAsia"/>
-          <w:szCs w:val="28"/>
-        </w:rPr>
-        <w:t>山更幽</w:t>
-      </w:r>
-      <w:proofErr w:type="gramEnd"/>
+          <w:bCs/>
+          <w:szCs w:val="28"/>
+        </w:rPr>
+        <w:t>（</w:t>
+      </w:r>
       <w:r>
         <w:rPr>
           <w:rFonts w:hint="eastAsia"/>
-          <w:szCs w:val="28"/>
-        </w:rPr>
-        <w:t>。」</w:t>
+          <w:bCs/>
+          <w:color w:val="EE0000"/>
+          <w:sz w:val="16"/>
+          <w:szCs w:val="16"/>
+        </w:rPr>
+        <w:t>ㄓㄨㄛˊ</w:t>
+      </w:r>
+      <w:r>
+        <w:rPr>
+          <w:rFonts w:hint="eastAsia"/>
+          <w:bCs/>
+          <w:szCs w:val="28"/>
+        </w:rPr>
+        <w:t>）</w:t>
+      </w:r>
+      <w:r>
+        <w:rPr>
+          <w:rFonts w:hint="eastAsia"/>
+          <w:bCs/>
+          <w:szCs w:val="28"/>
+        </w:rPr>
+        <w:t>：</w:t>
+      </w:r>
+      <w:r>
+        <w:rPr>
+          <w:bCs/>
+          <w:szCs w:val="28"/>
+        </w:rPr>
+        <w:t>不顯露、不使用。如「不著一個愁字」，指全篇雖然沒有直接寫出「愁」這個字，但透過景物與動作的描寫，處處都流露出濃烈的愁緒。</w:t>
+      </w:r>
+    </w:p>
+    <w:p>
+      <w:pPr>
+        <w:pStyle w:val="a9"/>
+        <w:numPr>
+          <w:ilvl w:val="0"/>
+          <w:numId w:val="14"/>
+        </w:numPr>
+        <w:spacing w:after="0" w:line="420" w:lineRule="exact"/>
+        <w:ind w:leftChars="0" w:left="284" w:right="0" w:hanging="426"/>
+        <w:jc w:val="both"/>
+        <w:rPr>
+          <w:rFonts w:hint="eastAsia"/>
+          <w:szCs w:val="28"/>
+        </w:rPr>
+      </w:pPr>
+      <w:r>
+        <w:rPr>
+          <w:szCs w:val="28"/>
+        </w:rPr>
+        <w:t>古典文學</w:t>
+      </w:r>
+      <w:r>
+        <w:rPr>
+          <w:rFonts w:hint="eastAsia"/>
+          <w:szCs w:val="28"/>
+        </w:rPr>
+        <w:t>：</w:t>
+      </w:r>
+      <w:r>
+        <w:rPr>
+          <w:szCs w:val="28"/>
+        </w:rPr>
+        <w:t>古代的文學作品，包含詩、詞、曲、散文等傳統經典。承載著歷史文化、美學價值與深刻人文關懷的傳統文本，能引領後人跨越時空體會古人的情感智慧。</w:t>
       </w:r>
     </w:p>
     <w:sectPr>
@@ -3004,6 +2451,95 @@
     </w:lvl>
   </w:abstractNum>
   <w:abstractNum w:abstractNumId="8" w15:restartNumberingAfterBreak="0">
+    <w:nsid w:val="17734D5B"/>
+    <w:multiLevelType w:val="hybridMultilevel"/>
+    <w:tmpl w:val="1D60758C"/>
+    <w:lvl w:ilvl="0" w:tplc="0409000F">
+      <w:start w:val="1"/>
+      <w:numFmt w:val="decimal"/>
+      <w:lvlText w:val="%1."/>
+      <w:lvlJc w:val="left"/>
+      <w:pPr>
+        <w:ind w:left="343" w:hanging="360"/>
+      </w:pPr>
+      <w:rPr>
+        <w:rFonts w:hint="default"/>
+      </w:rPr>
+    </w:lvl>
+    <w:lvl w:ilvl="1" w:tplc="FFFFFFFF" w:tentative="1">
+      <w:start w:val="1"/>
+      <w:numFmt w:val="ideographTraditional"/>
+      <w:lvlText w:val="%2、"/>
+      <w:lvlJc w:val="left"/>
+      <w:pPr>
+        <w:ind w:left="960" w:hanging="480"/>
+      </w:pPr>
+    </w:lvl>
+    <w:lvl w:ilvl="2" w:tplc="FFFFFFFF" w:tentative="1">
+      <w:start w:val="1"/>
+      <w:numFmt w:val="lowerRoman"/>
+      <w:lvlText w:val="%3."/>
+      <w:lvlJc w:val="right"/>
+      <w:pPr>
+        <w:ind w:left="1440" w:hanging="480"/>
+      </w:pPr>
+    </w:lvl>
+    <w:lvl w:ilvl="3" w:tplc="FFFFFFFF" w:tentative="1">
+      <w:start w:val="1"/>
+      <w:numFmt w:val="decimal"/>
+      <w:lvlText w:val="%4."/>
+      <w:lvlJc w:val="left"/>
+      <w:pPr>
+        <w:ind w:left="1920" w:hanging="480"/>
+      </w:pPr>
+    </w:lvl>
+    <w:lvl w:ilvl="4" w:tplc="FFFFFFFF" w:tentative="1">
+      <w:start w:val="1"/>
+      <w:numFmt w:val="ideographTraditional"/>
+      <w:lvlText w:val="%5、"/>
+      <w:lvlJc w:val="left"/>
+      <w:pPr>
+        <w:ind w:left="2400" w:hanging="480"/>
+      </w:pPr>
+    </w:lvl>
+    <w:lvl w:ilvl="5" w:tplc="FFFFFFFF" w:tentative="1">
+      <w:start w:val="1"/>
+      <w:numFmt w:val="lowerRoman"/>
+      <w:lvlText w:val="%6."/>
+      <w:lvlJc w:val="right"/>
+      <w:pPr>
+        <w:ind w:left="2880" w:hanging="480"/>
+      </w:pPr>
+    </w:lvl>
+    <w:lvl w:ilvl="6" w:tplc="FFFFFFFF" w:tentative="1">
+      <w:start w:val="1"/>
+      <w:numFmt w:val="decimal"/>
+      <w:lvlText w:val="%7."/>
+      <w:lvlJc w:val="left"/>
+      <w:pPr>
+        <w:ind w:left="3360" w:hanging="480"/>
+      </w:pPr>
+    </w:lvl>
+    <w:lvl w:ilvl="7" w:tplc="FFFFFFFF" w:tentative="1">
+      <w:start w:val="1"/>
+      <w:numFmt w:val="ideographTraditional"/>
+      <w:lvlText w:val="%8、"/>
+      <w:lvlJc w:val="left"/>
+      <w:pPr>
+        <w:ind w:left="3840" w:hanging="480"/>
+      </w:pPr>
+    </w:lvl>
+    <w:lvl w:ilvl="8" w:tplc="FFFFFFFF" w:tentative="1">
+      <w:start w:val="1"/>
+      <w:numFmt w:val="lowerRoman"/>
+      <w:lvlText w:val="%9."/>
+      <w:lvlJc w:val="right"/>
+      <w:pPr>
+        <w:ind w:left="4320" w:hanging="480"/>
+      </w:pPr>
+    </w:lvl>
+  </w:abstractNum>
+  <w:abstractNum w:abstractNumId="9" w15:restartNumberingAfterBreak="0">
     <w:nsid w:val="181768EF"/>
     <w:multiLevelType w:val="hybridMultilevel"/>
     <w:tmpl w:val="A5A4206C"/>
@@ -3116,7 +2652,7 @@
       </w:rPr>
     </w:lvl>
   </w:abstractNum>
-  <w:abstractNum w:abstractNumId="9" w15:restartNumberingAfterBreak="0">
+  <w:abstractNum w:abstractNumId="10" w15:restartNumberingAfterBreak="0">
     <w:nsid w:val="1BB474D9"/>
     <w:multiLevelType w:val="hybridMultilevel"/>
     <w:tmpl w:val="01427AA6"/>
@@ -3229,7 +2765,7 @@
       </w:rPr>
     </w:lvl>
   </w:abstractNum>
-  <w:abstractNum w:abstractNumId="10" w15:restartNumberingAfterBreak="0">
+  <w:abstractNum w:abstractNumId="11" w15:restartNumberingAfterBreak="0">
     <w:nsid w:val="1CFF2262"/>
     <w:multiLevelType w:val="hybridMultilevel"/>
     <w:tmpl w:val="A00C7B90"/>
@@ -3342,7 +2878,7 @@
       </w:rPr>
     </w:lvl>
   </w:abstractNum>
-  <w:abstractNum w:abstractNumId="11" w15:restartNumberingAfterBreak="0">
+  <w:abstractNum w:abstractNumId="12" w15:restartNumberingAfterBreak="0">
     <w:nsid w:val="23151F18"/>
     <w:multiLevelType w:val="hybridMultilevel"/>
     <w:tmpl w:val="F65494B0"/>
@@ -3431,7 +2967,7 @@
       </w:pPr>
     </w:lvl>
   </w:abstractNum>
-  <w:abstractNum w:abstractNumId="12" w15:restartNumberingAfterBreak="0">
+  <w:abstractNum w:abstractNumId="13" w15:restartNumberingAfterBreak="0">
     <w:nsid w:val="25295FDB"/>
     <w:multiLevelType w:val="hybridMultilevel"/>
     <w:tmpl w:val="93C4289C"/>
@@ -3544,7 +3080,7 @@
       </w:rPr>
     </w:lvl>
   </w:abstractNum>
-  <w:abstractNum w:abstractNumId="13" w15:restartNumberingAfterBreak="0">
+  <w:abstractNum w:abstractNumId="14" w15:restartNumberingAfterBreak="0">
     <w:nsid w:val="26B659BE"/>
     <w:multiLevelType w:val="hybridMultilevel"/>
     <w:tmpl w:val="325682B6"/>
@@ -3657,7 +3193,7 @@
       </w:rPr>
     </w:lvl>
   </w:abstractNum>
-  <w:abstractNum w:abstractNumId="14" w15:restartNumberingAfterBreak="0">
+  <w:abstractNum w:abstractNumId="15" w15:restartNumberingAfterBreak="0">
     <w:nsid w:val="29205D0F"/>
     <w:multiLevelType w:val="hybridMultilevel"/>
     <w:tmpl w:val="8C32F542"/>
@@ -3770,7 +3306,7 @@
       </w:rPr>
     </w:lvl>
   </w:abstractNum>
-  <w:abstractNum w:abstractNumId="15" w15:restartNumberingAfterBreak="0">
+  <w:abstractNum w:abstractNumId="16" w15:restartNumberingAfterBreak="0">
     <w:nsid w:val="29584AD2"/>
     <w:multiLevelType w:val="hybridMultilevel"/>
     <w:tmpl w:val="18C6B87C"/>
@@ -3859,7 +3395,7 @@
       </w:pPr>
     </w:lvl>
   </w:abstractNum>
-  <w:abstractNum w:abstractNumId="16" w15:restartNumberingAfterBreak="0">
+  <w:abstractNum w:abstractNumId="17" w15:restartNumberingAfterBreak="0">
     <w:nsid w:val="2FCA0C33"/>
     <w:multiLevelType w:val="hybridMultilevel"/>
     <w:tmpl w:val="37C88546"/>
@@ -3972,7 +3508,7 @@
       </w:rPr>
     </w:lvl>
   </w:abstractNum>
-  <w:abstractNum w:abstractNumId="17" w15:restartNumberingAfterBreak="0">
+  <w:abstractNum w:abstractNumId="18" w15:restartNumberingAfterBreak="0">
     <w:nsid w:val="304C02DE"/>
     <w:multiLevelType w:val="hybridMultilevel"/>
     <w:tmpl w:val="E7FC5706"/>
@@ -4058,7 +3594,7 @@
       </w:pPr>
     </w:lvl>
   </w:abstractNum>
-  <w:abstractNum w:abstractNumId="18" w15:restartNumberingAfterBreak="0">
+  <w:abstractNum w:abstractNumId="19" w15:restartNumberingAfterBreak="0">
     <w:nsid w:val="312A5CE6"/>
     <w:multiLevelType w:val="hybridMultilevel"/>
     <w:tmpl w:val="4DD8BDA6"/>
@@ -4171,7 +3707,7 @@
       </w:rPr>
     </w:lvl>
   </w:abstractNum>
-  <w:abstractNum w:abstractNumId="19" w15:restartNumberingAfterBreak="0">
+  <w:abstractNum w:abstractNumId="20" w15:restartNumberingAfterBreak="0">
     <w:nsid w:val="31BB0ED9"/>
     <w:multiLevelType w:val="hybridMultilevel"/>
     <w:tmpl w:val="AA028AF2"/>
@@ -4284,7 +3820,7 @@
       </w:rPr>
     </w:lvl>
   </w:abstractNum>
-  <w:abstractNum w:abstractNumId="20" w15:restartNumberingAfterBreak="0">
+  <w:abstractNum w:abstractNumId="21" w15:restartNumberingAfterBreak="0">
     <w:nsid w:val="322D1D43"/>
     <w:multiLevelType w:val="hybridMultilevel"/>
     <w:tmpl w:val="747070B4"/>
@@ -4373,7 +3909,7 @@
       </w:pPr>
     </w:lvl>
   </w:abstractNum>
-  <w:abstractNum w:abstractNumId="21" w15:restartNumberingAfterBreak="0">
+  <w:abstractNum w:abstractNumId="22" w15:restartNumberingAfterBreak="0">
     <w:nsid w:val="3A080BE8"/>
     <w:multiLevelType w:val="hybridMultilevel"/>
     <w:tmpl w:val="4F922A88"/>
@@ -4486,7 +4022,7 @@
       </w:rPr>
     </w:lvl>
   </w:abstractNum>
-  <w:abstractNum w:abstractNumId="22" w15:restartNumberingAfterBreak="0">
+  <w:abstractNum w:abstractNumId="23" w15:restartNumberingAfterBreak="0">
     <w:nsid w:val="3AF76006"/>
     <w:multiLevelType w:val="hybridMultilevel"/>
     <w:tmpl w:val="1C543DF4"/>
@@ -4599,7 +4135,7 @@
       </w:rPr>
     </w:lvl>
   </w:abstractNum>
-  <w:abstractNum w:abstractNumId="23" w15:restartNumberingAfterBreak="0">
+  <w:abstractNum w:abstractNumId="24" w15:restartNumberingAfterBreak="0">
     <w:nsid w:val="3C0846AA"/>
     <w:multiLevelType w:val="hybridMultilevel"/>
     <w:tmpl w:val="66CC1C0C"/>
@@ -4712,7 +4248,7 @@
       </w:rPr>
     </w:lvl>
   </w:abstractNum>
-  <w:abstractNum w:abstractNumId="24" w15:restartNumberingAfterBreak="0">
+  <w:abstractNum w:abstractNumId="25" w15:restartNumberingAfterBreak="0">
     <w:nsid w:val="3E824855"/>
     <w:multiLevelType w:val="hybridMultilevel"/>
     <w:tmpl w:val="546667B8"/>
@@ -4798,7 +4334,7 @@
       </w:pPr>
     </w:lvl>
   </w:abstractNum>
-  <w:abstractNum w:abstractNumId="25" w15:restartNumberingAfterBreak="0">
+  <w:abstractNum w:abstractNumId="26" w15:restartNumberingAfterBreak="0">
     <w:nsid w:val="454D64C2"/>
     <w:multiLevelType w:val="hybridMultilevel"/>
     <w:tmpl w:val="5AC49A4A"/>
@@ -4884,7 +4420,7 @@
       </w:pPr>
     </w:lvl>
   </w:abstractNum>
-  <w:abstractNum w:abstractNumId="26" w15:restartNumberingAfterBreak="0">
+  <w:abstractNum w:abstractNumId="27" w15:restartNumberingAfterBreak="0">
     <w:nsid w:val="48093445"/>
     <w:multiLevelType w:val="hybridMultilevel"/>
     <w:tmpl w:val="F314D0C6"/>
@@ -4973,7 +4509,7 @@
       </w:pPr>
     </w:lvl>
   </w:abstractNum>
-  <w:abstractNum w:abstractNumId="27" w15:restartNumberingAfterBreak="0">
+  <w:abstractNum w:abstractNumId="28" w15:restartNumberingAfterBreak="0">
     <w:nsid w:val="4B0C6092"/>
     <w:multiLevelType w:val="hybridMultilevel"/>
     <w:tmpl w:val="0B564076"/>
@@ -5059,7 +4595,7 @@
       </w:pPr>
     </w:lvl>
   </w:abstractNum>
-  <w:abstractNum w:abstractNumId="28" w15:restartNumberingAfterBreak="0">
+  <w:abstractNum w:abstractNumId="29" w15:restartNumberingAfterBreak="0">
     <w:nsid w:val="4C453EEA"/>
     <w:multiLevelType w:val="hybridMultilevel"/>
     <w:tmpl w:val="BF0A7390"/>
@@ -5145,7 +4681,7 @@
       </w:pPr>
     </w:lvl>
   </w:abstractNum>
-  <w:abstractNum w:abstractNumId="29" w15:restartNumberingAfterBreak="0">
+  <w:abstractNum w:abstractNumId="30" w15:restartNumberingAfterBreak="0">
     <w:nsid w:val="4D8D6A24"/>
     <w:multiLevelType w:val="hybridMultilevel"/>
     <w:tmpl w:val="B0369C98"/>
@@ -5234,7 +4770,7 @@
       </w:pPr>
     </w:lvl>
   </w:abstractNum>
-  <w:abstractNum w:abstractNumId="30" w15:restartNumberingAfterBreak="0">
+  <w:abstractNum w:abstractNumId="31" w15:restartNumberingAfterBreak="0">
     <w:nsid w:val="538728E4"/>
     <w:multiLevelType w:val="hybridMultilevel"/>
     <w:tmpl w:val="97C4A9C2"/>
@@ -5323,7 +4859,7 @@
       </w:pPr>
     </w:lvl>
   </w:abstractNum>
-  <w:abstractNum w:abstractNumId="31" w15:restartNumberingAfterBreak="0">
+  <w:abstractNum w:abstractNumId="32" w15:restartNumberingAfterBreak="0">
     <w:nsid w:val="545469C8"/>
     <w:multiLevelType w:val="hybridMultilevel"/>
     <w:tmpl w:val="08EECFE6"/>
@@ -5436,7 +4972,7 @@
       </w:rPr>
     </w:lvl>
   </w:abstractNum>
-  <w:abstractNum w:abstractNumId="32" w15:restartNumberingAfterBreak="0">
+  <w:abstractNum w:abstractNumId="33" w15:restartNumberingAfterBreak="0">
     <w:nsid w:val="582E34A7"/>
     <w:multiLevelType w:val="hybridMultilevel"/>
     <w:tmpl w:val="0756D13A"/>
@@ -5522,7 +5058,7 @@
       </w:pPr>
     </w:lvl>
   </w:abstractNum>
-  <w:abstractNum w:abstractNumId="33" w15:restartNumberingAfterBreak="0">
+  <w:abstractNum w:abstractNumId="34" w15:restartNumberingAfterBreak="0">
     <w:nsid w:val="5C0D296D"/>
     <w:multiLevelType w:val="hybridMultilevel"/>
     <w:tmpl w:val="F1DE8324"/>
@@ -5635,7 +5171,7 @@
       </w:rPr>
     </w:lvl>
   </w:abstractNum>
-  <w:abstractNum w:abstractNumId="34" w15:restartNumberingAfterBreak="0">
+  <w:abstractNum w:abstractNumId="35" w15:restartNumberingAfterBreak="0">
     <w:nsid w:val="5CD77466"/>
     <w:multiLevelType w:val="hybridMultilevel"/>
     <w:tmpl w:val="9CF61630"/>
@@ -5721,7 +5257,7 @@
       </w:pPr>
     </w:lvl>
   </w:abstractNum>
-  <w:abstractNum w:abstractNumId="35" w15:restartNumberingAfterBreak="0">
+  <w:abstractNum w:abstractNumId="36" w15:restartNumberingAfterBreak="0">
     <w:nsid w:val="5EB2103C"/>
     <w:multiLevelType w:val="hybridMultilevel"/>
     <w:tmpl w:val="CCA6917A"/>
@@ -5834,7 +5370,7 @@
       </w:rPr>
     </w:lvl>
   </w:abstractNum>
-  <w:abstractNum w:abstractNumId="36" w15:restartNumberingAfterBreak="0">
+  <w:abstractNum w:abstractNumId="37" w15:restartNumberingAfterBreak="0">
     <w:nsid w:val="5EFE7DE2"/>
     <w:multiLevelType w:val="hybridMultilevel"/>
     <w:tmpl w:val="3B0A68E0"/>
@@ -5947,7 +5483,7 @@
       </w:rPr>
     </w:lvl>
   </w:abstractNum>
-  <w:abstractNum w:abstractNumId="37" w15:restartNumberingAfterBreak="0">
+  <w:abstractNum w:abstractNumId="38" w15:restartNumberingAfterBreak="0">
     <w:nsid w:val="5FF200C3"/>
     <w:multiLevelType w:val="hybridMultilevel"/>
     <w:tmpl w:val="035C4DA0"/>
@@ -6036,7 +5572,7 @@
       </w:pPr>
     </w:lvl>
   </w:abstractNum>
-  <w:abstractNum w:abstractNumId="38" w15:restartNumberingAfterBreak="0">
+  <w:abstractNum w:abstractNumId="39" w15:restartNumberingAfterBreak="0">
     <w:nsid w:val="60793F8E"/>
     <w:multiLevelType w:val="hybridMultilevel"/>
     <w:tmpl w:val="BD1437BA"/>
@@ -6149,7 +5685,7 @@
       </w:rPr>
     </w:lvl>
   </w:abstractNum>
-  <w:abstractNum w:abstractNumId="39" w15:restartNumberingAfterBreak="0">
+  <w:abstractNum w:abstractNumId="40" w15:restartNumberingAfterBreak="0">
     <w:nsid w:val="6A3128B9"/>
     <w:multiLevelType w:val="hybridMultilevel"/>
     <w:tmpl w:val="868C1276"/>
@@ -6238,7 +5774,7 @@
       </w:pPr>
     </w:lvl>
   </w:abstractNum>
-  <w:abstractNum w:abstractNumId="40" w15:restartNumberingAfterBreak="0">
+  <w:abstractNum w:abstractNumId="41" w15:restartNumberingAfterBreak="0">
     <w:nsid w:val="6F166BDC"/>
     <w:multiLevelType w:val="hybridMultilevel"/>
     <w:tmpl w:val="2ED2A290"/>
@@ -6324,7 +5860,7 @@
       </w:pPr>
     </w:lvl>
   </w:abstractNum>
-  <w:abstractNum w:abstractNumId="41" w15:restartNumberingAfterBreak="0">
+  <w:abstractNum w:abstractNumId="42" w15:restartNumberingAfterBreak="0">
     <w:nsid w:val="770B3824"/>
     <w:multiLevelType w:val="hybridMultilevel"/>
     <w:tmpl w:val="DC38D608"/>
@@ -6437,7 +5973,7 @@
       </w:rPr>
     </w:lvl>
   </w:abstractNum>
-  <w:abstractNum w:abstractNumId="42" w15:restartNumberingAfterBreak="0">
+  <w:abstractNum w:abstractNumId="43" w15:restartNumberingAfterBreak="0">
     <w:nsid w:val="7AEF7738"/>
     <w:multiLevelType w:val="hybridMultilevel"/>
     <w:tmpl w:val="BD4EF894"/>
@@ -6526,7 +6062,7 @@
       </w:pPr>
     </w:lvl>
   </w:abstractNum>
-  <w:abstractNum w:abstractNumId="43" w15:restartNumberingAfterBreak="0">
+  <w:abstractNum w:abstractNumId="44" w15:restartNumberingAfterBreak="0">
     <w:nsid w:val="7CF06641"/>
     <w:multiLevelType w:val="hybridMultilevel"/>
     <w:tmpl w:val="38987BB6"/>
@@ -6639,7 +6175,7 @@
       </w:rPr>
     </w:lvl>
   </w:abstractNum>
-  <w:abstractNum w:abstractNumId="44" w15:restartNumberingAfterBreak="0">
+  <w:abstractNum w:abstractNumId="45" w15:restartNumberingAfterBreak="0">
     <w:nsid w:val="7ED21F2D"/>
     <w:multiLevelType w:val="hybridMultilevel"/>
     <w:tmpl w:val="67B28E22"/>
@@ -6726,34 +6262,34 @@
     </w:lvl>
   </w:abstractNum>
   <w:num w:numId="1" w16cid:durableId="1623654899">
-    <w:abstractNumId w:val="38"/>
+    <w:abstractNumId w:val="39"/>
   </w:num>
   <w:num w:numId="2" w16cid:durableId="2051491615">
-    <w:abstractNumId w:val="10"/>
+    <w:abstractNumId w:val="11"/>
   </w:num>
   <w:num w:numId="3" w16cid:durableId="254872807">
     <w:abstractNumId w:val="1"/>
   </w:num>
   <w:num w:numId="4" w16cid:durableId="1548301940">
-    <w:abstractNumId w:val="15"/>
+    <w:abstractNumId w:val="16"/>
   </w:num>
   <w:num w:numId="5" w16cid:durableId="2087221754">
-    <w:abstractNumId w:val="25"/>
+    <w:abstractNumId w:val="26"/>
   </w:num>
   <w:num w:numId="6" w16cid:durableId="702557688">
-    <w:abstractNumId w:val="41"/>
+    <w:abstractNumId w:val="42"/>
   </w:num>
   <w:num w:numId="7" w16cid:durableId="126170541">
     <w:abstractNumId w:val="5"/>
   </w:num>
   <w:num w:numId="8" w16cid:durableId="91359410">
-    <w:abstractNumId w:val="44"/>
+    <w:abstractNumId w:val="45"/>
   </w:num>
   <w:num w:numId="9" w16cid:durableId="526260562">
-    <w:abstractNumId w:val="27"/>
+    <w:abstractNumId w:val="28"/>
   </w:num>
   <w:num w:numId="10" w16cid:durableId="1991328656">
-    <w:abstractNumId w:val="37"/>
+    <w:abstractNumId w:val="38"/>
   </w:num>
   <w:num w:numId="11" w16cid:durableId="1319730064">
     <w:abstractNumId w:val="6"/>
@@ -6762,103 +6298,106 @@
     <w:abstractNumId w:val="3"/>
   </w:num>
   <w:num w:numId="13" w16cid:durableId="783380188">
-    <w:abstractNumId w:val="11"/>
+    <w:abstractNumId w:val="12"/>
   </w:num>
   <w:num w:numId="14" w16cid:durableId="1841851666">
+    <w:abstractNumId w:val="30"/>
+  </w:num>
+  <w:num w:numId="15" w16cid:durableId="312560511">
+    <w:abstractNumId w:val="24"/>
+  </w:num>
+  <w:num w:numId="16" w16cid:durableId="608513508">
+    <w:abstractNumId w:val="37"/>
+  </w:num>
+  <w:num w:numId="17" w16cid:durableId="14233912">
+    <w:abstractNumId w:val="41"/>
+  </w:num>
+  <w:num w:numId="18" w16cid:durableId="1046372272">
+    <w:abstractNumId w:val="13"/>
+  </w:num>
+  <w:num w:numId="19" w16cid:durableId="495531534">
     <w:abstractNumId w:val="29"/>
   </w:num>
-  <w:num w:numId="15" w16cid:durableId="312560511">
-    <w:abstractNumId w:val="23"/>
-  </w:num>
-  <w:num w:numId="16" w16cid:durableId="608513508">
-    <w:abstractNumId w:val="36"/>
-  </w:num>
-  <w:num w:numId="17" w16cid:durableId="14233912">
-    <w:abstractNumId w:val="40"/>
-  </w:num>
-  <w:num w:numId="18" w16cid:durableId="1046372272">
-    <w:abstractNumId w:val="12"/>
-  </w:num>
-  <w:num w:numId="19" w16cid:durableId="495531534">
-    <w:abstractNumId w:val="28"/>
-  </w:num>
   <w:num w:numId="20" w16cid:durableId="1613709139">
-    <w:abstractNumId w:val="26"/>
+    <w:abstractNumId w:val="27"/>
   </w:num>
   <w:num w:numId="21" w16cid:durableId="207188889">
-    <w:abstractNumId w:val="20"/>
+    <w:abstractNumId w:val="21"/>
   </w:num>
   <w:num w:numId="22" w16cid:durableId="650645936">
-    <w:abstractNumId w:val="42"/>
+    <w:abstractNumId w:val="43"/>
   </w:num>
   <w:num w:numId="23" w16cid:durableId="511377458">
-    <w:abstractNumId w:val="24"/>
+    <w:abstractNumId w:val="25"/>
   </w:num>
   <w:num w:numId="24" w16cid:durableId="796988377">
-    <w:abstractNumId w:val="9"/>
+    <w:abstractNumId w:val="10"/>
   </w:num>
   <w:num w:numId="25" w16cid:durableId="804082769">
     <w:abstractNumId w:val="4"/>
   </w:num>
   <w:num w:numId="26" w16cid:durableId="587617440">
-    <w:abstractNumId w:val="13"/>
+    <w:abstractNumId w:val="14"/>
   </w:num>
   <w:num w:numId="27" w16cid:durableId="1704282259">
     <w:abstractNumId w:val="2"/>
   </w:num>
   <w:num w:numId="28" w16cid:durableId="11808852">
-    <w:abstractNumId w:val="14"/>
+    <w:abstractNumId w:val="15"/>
   </w:num>
   <w:num w:numId="29" w16cid:durableId="1541476358">
-    <w:abstractNumId w:val="19"/>
+    <w:abstractNumId w:val="20"/>
   </w:num>
   <w:num w:numId="30" w16cid:durableId="1806581441">
+    <w:abstractNumId w:val="18"/>
+  </w:num>
+  <w:num w:numId="31" w16cid:durableId="1272326306">
     <w:abstractNumId w:val="17"/>
   </w:num>
-  <w:num w:numId="31" w16cid:durableId="1272326306">
-    <w:abstractNumId w:val="16"/>
-  </w:num>
   <w:num w:numId="32" w16cid:durableId="1281373269">
-    <w:abstractNumId w:val="31"/>
+    <w:abstractNumId w:val="32"/>
   </w:num>
   <w:num w:numId="33" w16cid:durableId="1028219495">
-    <w:abstractNumId w:val="21"/>
+    <w:abstractNumId w:val="22"/>
   </w:num>
   <w:num w:numId="34" w16cid:durableId="522406030">
     <w:abstractNumId w:val="0"/>
   </w:num>
   <w:num w:numId="35" w16cid:durableId="1461454993">
-    <w:abstractNumId w:val="32"/>
+    <w:abstractNumId w:val="33"/>
   </w:num>
   <w:num w:numId="36" w16cid:durableId="1452703457">
-    <w:abstractNumId w:val="43"/>
+    <w:abstractNumId w:val="44"/>
   </w:num>
   <w:num w:numId="37" w16cid:durableId="1946233452">
-    <w:abstractNumId w:val="33"/>
+    <w:abstractNumId w:val="34"/>
   </w:num>
   <w:num w:numId="38" w16cid:durableId="1977949250">
     <w:abstractNumId w:val="7"/>
   </w:num>
   <w:num w:numId="39" w16cid:durableId="730931500">
-    <w:abstractNumId w:val="34"/>
+    <w:abstractNumId w:val="35"/>
   </w:num>
   <w:num w:numId="40" w16cid:durableId="23671968">
-    <w:abstractNumId w:val="30"/>
+    <w:abstractNumId w:val="31"/>
   </w:num>
   <w:num w:numId="41" w16cid:durableId="1842507633">
-    <w:abstractNumId w:val="39"/>
+    <w:abstractNumId w:val="40"/>
   </w:num>
   <w:num w:numId="42" w16cid:durableId="1893615332">
-    <w:abstractNumId w:val="22"/>
+    <w:abstractNumId w:val="23"/>
   </w:num>
   <w:num w:numId="43" w16cid:durableId="1621956655">
-    <w:abstractNumId w:val="8"/>
+    <w:abstractNumId w:val="9"/>
   </w:num>
   <w:num w:numId="44" w16cid:durableId="1026252123">
-    <w:abstractNumId w:val="18"/>
+    <w:abstractNumId w:val="19"/>
   </w:num>
   <w:num w:numId="45" w16cid:durableId="2123761469">
-    <w:abstractNumId w:val="35"/>
+    <w:abstractNumId w:val="36"/>
+  </w:num>
+  <w:num w:numId="46" w16cid:durableId="1905410902">
+    <w:abstractNumId w:val="8"/>
   </w:num>
 </w:numbering>
 </file>
@@ -7315,7 +6854,6 @@
   <w:style w:type="character" w:default="1" w:styleId="a0">
     <w:name w:val="Default Paragraph Font"/>
     <w:uiPriority w:val="1"/>
-    <w:semiHidden/>
     <w:unhideWhenUsed/>
   </w:style>
   <w:style w:type="table" w:default="1" w:styleId="a1">
